--- a/python/ΑΝΑΦΟΡΑ PROJECT ΑΡΧΕΣ ΓΛΩΣΣΩΝ PYTHON 25.docx
+++ b/python/ΑΝΑΦΟΡΑ PROJECT ΑΡΧΕΣ ΓΛΩΣΣΩΝ PYTHON 25.docx
@@ -4,19 +4,18 @@
   <w:body>
     <w:p>
       <w:pPr>
-        <w:jc w:val="center"/>
-        <w:rPr>
-          <w:rFonts w:ascii="Georgia" w:hAnsi="Georgia"/>
-          <w:b/>
-          <w:bCs/>
-          <w:sz w:val="36"/>
-          <w:szCs w:val="36"/>
-          <w:lang w:val="el-GR"/>
-        </w:rPr>
-      </w:pPr>
-      <w:r>
-        <w:rPr>
-          <w:rFonts w:ascii="Georgia" w:hAnsi="Georgia"/>
+        <w:rPr>
+          <w:rFonts w:ascii="Arial" w:hAnsi="Arial" w:cs="Arial"/>
+          <w:b/>
+          <w:bCs/>
+          <w:sz w:val="36"/>
+          <w:szCs w:val="36"/>
+          <w:lang w:val="el-GR"/>
+        </w:rPr>
+      </w:pPr>
+      <w:r>
+        <w:rPr>
+          <w:rFonts w:ascii="Arial" w:hAnsi="Arial" w:cs="Arial"/>
           <w:b/>
           <w:bCs/>
           <w:sz w:val="36"/>
@@ -27,7 +26,7 @@
       </w:r>
       <w:r>
         <w:rPr>
-          <w:rFonts w:ascii="Georgia" w:hAnsi="Georgia"/>
+          <w:rFonts w:ascii="Arial" w:hAnsi="Arial" w:cs="Arial"/>
           <w:b/>
           <w:bCs/>
           <w:sz w:val="36"/>
@@ -37,7 +36,7 @@
       </w:r>
       <w:r>
         <w:rPr>
-          <w:rFonts w:ascii="Georgia" w:hAnsi="Georgia"/>
+          <w:rFonts w:ascii="Arial" w:hAnsi="Arial" w:cs="Arial"/>
           <w:b/>
           <w:bCs/>
           <w:sz w:val="36"/>
@@ -48,7 +47,7 @@
       </w:r>
       <w:r>
         <w:rPr>
-          <w:rFonts w:ascii="Georgia" w:hAnsi="Georgia"/>
+          <w:rFonts w:ascii="Arial" w:hAnsi="Arial" w:cs="Arial"/>
           <w:b/>
           <w:bCs/>
           <w:sz w:val="36"/>
@@ -59,7 +58,7 @@
       </w:r>
       <w:r>
         <w:rPr>
-          <w:rFonts w:ascii="Georgia" w:hAnsi="Georgia"/>
+          <w:rFonts w:ascii="Arial" w:hAnsi="Arial" w:cs="Arial"/>
           <w:b/>
           <w:bCs/>
           <w:sz w:val="36"/>
@@ -70,7 +69,7 @@
       </w:r>
       <w:r>
         <w:rPr>
-          <w:rFonts w:ascii="Georgia" w:hAnsi="Georgia"/>
+          <w:rFonts w:ascii="Arial" w:hAnsi="Arial" w:cs="Arial"/>
           <w:b/>
           <w:bCs/>
           <w:sz w:val="36"/>
@@ -83,7 +82,7 @@
     <w:p>
       <w:pPr>
         <w:rPr>
-          <w:rFonts w:ascii="Georgia" w:hAnsi="Georgia"/>
+          <w:rFonts w:ascii="Arial" w:hAnsi="Arial" w:cs="Arial"/>
           <w:b/>
           <w:bCs/>
           <w:sz w:val="36"/>
@@ -94,19 +93,19 @@
     </w:p>
     <w:p>
       <w:pPr>
-        <w:jc w:val="both"/>
-        <w:rPr>
-          <w:rFonts w:ascii="Georgia" w:hAnsi="Georgia"/>
-          <w:b/>
-          <w:bCs/>
-          <w:sz w:val="22"/>
-          <w:szCs w:val="22"/>
-          <w:lang w:val="el-GR"/>
-        </w:rPr>
-      </w:pPr>
-      <w:r>
-        <w:rPr>
-          <w:rFonts w:ascii="Georgia" w:hAnsi="Georgia"/>
+        <w:jc w:val="right"/>
+        <w:rPr>
+          <w:rFonts w:ascii="Arial" w:hAnsi="Arial" w:cs="Arial"/>
+          <w:b/>
+          <w:bCs/>
+          <w:sz w:val="22"/>
+          <w:szCs w:val="22"/>
+          <w:lang w:val="el-GR"/>
+        </w:rPr>
+      </w:pPr>
+      <w:r>
+        <w:rPr>
+          <w:rFonts w:ascii="Arial" w:hAnsi="Arial" w:cs="Arial"/>
           <w:b/>
           <w:bCs/>
           <w:sz w:val="22"/>
@@ -117,7 +116,7 @@
       </w:r>
       <w:r>
         <w:rPr>
-          <w:rFonts w:ascii="Georgia" w:hAnsi="Georgia"/>
+          <w:rFonts w:ascii="Arial" w:hAnsi="Arial" w:cs="Arial"/>
           <w:b/>
           <w:bCs/>
           <w:sz w:val="22"/>
@@ -128,7 +127,7 @@
       </w:r>
       <w:r>
         <w:rPr>
-          <w:rFonts w:ascii="Georgia" w:hAnsi="Georgia"/>
+          <w:rFonts w:ascii="Arial" w:hAnsi="Arial" w:cs="Arial"/>
           <w:b/>
           <w:bCs/>
           <w:sz w:val="22"/>
@@ -139,7 +138,7 @@
       </w:r>
       <w:r>
         <w:rPr>
-          <w:rFonts w:ascii="Georgia" w:hAnsi="Georgia"/>
+          <w:rFonts w:ascii="Arial" w:hAnsi="Arial" w:cs="Arial"/>
           <w:b/>
           <w:bCs/>
           <w:sz w:val="22"/>
@@ -150,7 +149,7 @@
       </w:r>
       <w:r>
         <w:rPr>
-          <w:rFonts w:ascii="Georgia" w:hAnsi="Georgia"/>
+          <w:rFonts w:ascii="Arial" w:hAnsi="Arial" w:cs="Arial"/>
           <w:b/>
           <w:bCs/>
           <w:sz w:val="22"/>
@@ -161,7 +160,7 @@
       </w:r>
       <w:r>
         <w:rPr>
-          <w:rFonts w:ascii="Georgia" w:hAnsi="Georgia"/>
+          <w:rFonts w:ascii="Arial" w:hAnsi="Arial" w:cs="Arial"/>
           <w:b/>
           <w:bCs/>
           <w:sz w:val="22"/>
@@ -173,29 +172,29 @@
       </w:r>
       <w:r>
         <w:rPr>
-          <w:rFonts w:ascii="Georgia" w:hAnsi="Georgia"/>
-          <w:b/>
-          <w:bCs/>
-          <w:sz w:val="22"/>
-          <w:szCs w:val="22"/>
-          <w:lang w:val="el-GR"/>
-        </w:rPr>
-        <w:t xml:space="preserve"> Έτος    </w:t>
-      </w:r>
-      <w:r>
-        <w:rPr>
-          <w:rFonts w:ascii="Georgia" w:hAnsi="Georgia"/>
-          <w:b/>
-          <w:bCs/>
-          <w:sz w:val="22"/>
-          <w:szCs w:val="22"/>
-          <w:lang w:val="el-GR"/>
-        </w:rPr>
-        <w:t xml:space="preserve">  </w:t>
-      </w:r>
-      <w:r>
-        <w:rPr>
-          <w:rFonts w:ascii="Georgia" w:hAnsi="Georgia"/>
+          <w:rFonts w:ascii="Arial" w:hAnsi="Arial" w:cs="Arial"/>
+          <w:b/>
+          <w:bCs/>
+          <w:sz w:val="22"/>
+          <w:szCs w:val="22"/>
+          <w:lang w:val="el-GR"/>
+        </w:rPr>
+        <w:t xml:space="preserve"> Έτος  </w:t>
+      </w:r>
+      <w:r>
+        <w:rPr>
+          <w:rFonts w:ascii="Arial" w:hAnsi="Arial" w:cs="Arial"/>
+          <w:b/>
+          <w:bCs/>
+          <w:sz w:val="22"/>
+          <w:szCs w:val="22"/>
+          <w:lang w:val="el-GR"/>
+        </w:rPr>
+        <w:tab/>
+      </w:r>
+      <w:r>
+        <w:rPr>
+          <w:rFonts w:ascii="Arial" w:hAnsi="Arial" w:cs="Arial"/>
           <w:b/>
           <w:bCs/>
           <w:sz w:val="22"/>
@@ -206,7 +205,7 @@
       </w:r>
       <w:r>
         <w:rPr>
-          <w:rFonts w:ascii="Georgia" w:hAnsi="Georgia"/>
+          <w:rFonts w:ascii="Arial" w:hAnsi="Arial" w:cs="Arial"/>
           <w:b/>
           <w:bCs/>
           <w:sz w:val="22"/>
@@ -218,19 +217,19 @@
     </w:p>
     <w:p>
       <w:pPr>
-        <w:jc w:val="both"/>
-        <w:rPr>
-          <w:rFonts w:ascii="Georgia" w:hAnsi="Georgia"/>
-          <w:b/>
-          <w:bCs/>
-          <w:sz w:val="22"/>
-          <w:szCs w:val="22"/>
-          <w:lang w:val="el-GR"/>
-        </w:rPr>
-      </w:pPr>
-      <w:r>
-        <w:rPr>
-          <w:rFonts w:ascii="Georgia" w:hAnsi="Georgia"/>
+        <w:jc w:val="right"/>
+        <w:rPr>
+          <w:rFonts w:ascii="Arial" w:hAnsi="Arial" w:cs="Arial"/>
+          <w:b/>
+          <w:bCs/>
+          <w:sz w:val="22"/>
+          <w:szCs w:val="22"/>
+          <w:lang w:val="el-GR"/>
+        </w:rPr>
+      </w:pPr>
+      <w:r>
+        <w:rPr>
+          <w:rFonts w:ascii="Arial" w:hAnsi="Arial" w:cs="Arial"/>
           <w:b/>
           <w:bCs/>
           <w:sz w:val="22"/>
@@ -241,7 +240,7 @@
       </w:r>
       <w:r>
         <w:rPr>
-          <w:rFonts w:ascii="Georgia" w:hAnsi="Georgia"/>
+          <w:rFonts w:ascii="Arial" w:hAnsi="Arial" w:cs="Arial"/>
           <w:b/>
           <w:bCs/>
           <w:sz w:val="22"/>
@@ -252,7 +251,7 @@
       </w:r>
       <w:r>
         <w:rPr>
-          <w:rFonts w:ascii="Georgia" w:hAnsi="Georgia"/>
+          <w:rFonts w:ascii="Arial" w:hAnsi="Arial" w:cs="Arial"/>
           <w:b/>
           <w:bCs/>
           <w:sz w:val="22"/>
@@ -263,7 +262,7 @@
       </w:r>
       <w:r>
         <w:rPr>
-          <w:rFonts w:ascii="Georgia" w:hAnsi="Georgia"/>
+          <w:rFonts w:ascii="Arial" w:hAnsi="Arial" w:cs="Arial"/>
           <w:b/>
           <w:bCs/>
           <w:sz w:val="22"/>
@@ -274,7 +273,7 @@
       </w:r>
       <w:r>
         <w:rPr>
-          <w:rFonts w:ascii="Georgia" w:hAnsi="Georgia"/>
+          <w:rFonts w:ascii="Arial" w:hAnsi="Arial" w:cs="Arial"/>
           <w:b/>
           <w:bCs/>
           <w:sz w:val="22"/>
@@ -285,7 +284,7 @@
       </w:r>
       <w:r>
         <w:rPr>
-          <w:rFonts w:ascii="Georgia" w:hAnsi="Georgia"/>
+          <w:rFonts w:ascii="Arial" w:hAnsi="Arial" w:cs="Arial"/>
           <w:b/>
           <w:bCs/>
           <w:sz w:val="22"/>
@@ -296,7 +295,7 @@
       </w:r>
       <w:r>
         <w:rPr>
-          <w:rFonts w:ascii="Georgia" w:hAnsi="Georgia"/>
+          <w:rFonts w:ascii="Arial" w:hAnsi="Arial" w:cs="Arial"/>
           <w:b/>
           <w:bCs/>
           <w:sz w:val="22"/>
@@ -307,7 +306,7 @@
       </w:r>
       <w:r>
         <w:rPr>
-          <w:rFonts w:ascii="Georgia" w:hAnsi="Georgia"/>
+          <w:rFonts w:ascii="Arial" w:hAnsi="Arial" w:cs="Arial"/>
           <w:b/>
           <w:bCs/>
           <w:sz w:val="22"/>
@@ -319,7 +318,7 @@
       </w:r>
       <w:r>
         <w:rPr>
-          <w:rFonts w:ascii="Georgia" w:hAnsi="Georgia"/>
+          <w:rFonts w:ascii="Arial" w:hAnsi="Arial" w:cs="Arial"/>
           <w:b/>
           <w:bCs/>
           <w:sz w:val="22"/>
@@ -330,18 +329,40 @@
       </w:r>
       <w:r>
         <w:rPr>
-          <w:rFonts w:ascii="Georgia" w:hAnsi="Georgia"/>
-          <w:b/>
-          <w:bCs/>
-          <w:sz w:val="22"/>
-          <w:szCs w:val="22"/>
-          <w:lang w:val="el-GR"/>
-        </w:rPr>
-        <w:t xml:space="preserve"> 1</w:t>
-      </w:r>
-      <w:r>
-        <w:rPr>
-          <w:rFonts w:ascii="Georgia" w:hAnsi="Georgia"/>
+          <w:rFonts w:ascii="Arial" w:hAnsi="Arial" w:cs="Arial"/>
+          <w:b/>
+          <w:bCs/>
+          <w:sz w:val="22"/>
+          <w:szCs w:val="22"/>
+          <w:lang w:val="el-GR"/>
+        </w:rPr>
+        <w:t xml:space="preserve"> </w:t>
+      </w:r>
+      <w:r>
+        <w:rPr>
+          <w:rFonts w:ascii="Arial" w:hAnsi="Arial" w:cs="Arial"/>
+          <w:b/>
+          <w:bCs/>
+          <w:sz w:val="22"/>
+          <w:szCs w:val="22"/>
+          <w:lang w:val="el-GR"/>
+        </w:rPr>
+        <w:tab/>
+      </w:r>
+      <w:r>
+        <w:rPr>
+          <w:rFonts w:ascii="Arial" w:hAnsi="Arial" w:cs="Arial"/>
+          <w:b/>
+          <w:bCs/>
+          <w:sz w:val="22"/>
+          <w:szCs w:val="22"/>
+          <w:lang w:val="el-GR"/>
+        </w:rPr>
+        <w:t>1</w:t>
+      </w:r>
+      <w:r>
+        <w:rPr>
+          <w:rFonts w:ascii="Arial" w:hAnsi="Arial" w:cs="Arial"/>
           <w:b/>
           <w:bCs/>
           <w:sz w:val="22"/>
@@ -353,19 +374,19 @@
     </w:p>
     <w:p>
       <w:pPr>
-        <w:jc w:val="both"/>
-        <w:rPr>
-          <w:rFonts w:ascii="Georgia" w:hAnsi="Georgia"/>
-          <w:b/>
-          <w:bCs/>
-          <w:sz w:val="22"/>
-          <w:szCs w:val="22"/>
-          <w:lang w:val="el-GR"/>
-        </w:rPr>
-      </w:pPr>
-      <w:r>
-        <w:rPr>
-          <w:rFonts w:ascii="Georgia" w:hAnsi="Georgia"/>
+        <w:jc w:val="right"/>
+        <w:rPr>
+          <w:rFonts w:ascii="Arial" w:hAnsi="Arial" w:cs="Arial"/>
+          <w:b/>
+          <w:bCs/>
+          <w:sz w:val="22"/>
+          <w:szCs w:val="22"/>
+          <w:lang w:val="el-GR"/>
+        </w:rPr>
+      </w:pPr>
+      <w:r>
+        <w:rPr>
+          <w:rFonts w:ascii="Arial" w:hAnsi="Arial" w:cs="Arial"/>
           <w:b/>
           <w:bCs/>
           <w:sz w:val="22"/>
@@ -376,7 +397,7 @@
       </w:r>
       <w:r>
         <w:rPr>
-          <w:rFonts w:ascii="Georgia" w:hAnsi="Georgia"/>
+          <w:rFonts w:ascii="Arial" w:hAnsi="Arial" w:cs="Arial"/>
           <w:b/>
           <w:bCs/>
           <w:sz w:val="22"/>
@@ -387,7 +408,7 @@
       </w:r>
       <w:r>
         <w:rPr>
-          <w:rFonts w:ascii="Georgia" w:hAnsi="Georgia"/>
+          <w:rFonts w:ascii="Arial" w:hAnsi="Arial" w:cs="Arial"/>
           <w:b/>
           <w:bCs/>
           <w:sz w:val="22"/>
@@ -398,7 +419,7 @@
       </w:r>
       <w:r>
         <w:rPr>
-          <w:rFonts w:ascii="Georgia" w:hAnsi="Georgia"/>
+          <w:rFonts w:ascii="Arial" w:hAnsi="Arial" w:cs="Arial"/>
           <w:b/>
           <w:bCs/>
           <w:sz w:val="22"/>
@@ -409,7 +430,41 @@
       </w:r>
       <w:r>
         <w:rPr>
-          <w:rFonts w:ascii="Georgia" w:hAnsi="Georgia"/>
+          <w:rFonts w:ascii="Arial" w:hAnsi="Arial" w:cs="Arial"/>
+          <w:b/>
+          <w:bCs/>
+          <w:sz w:val="22"/>
+          <w:szCs w:val="22"/>
+          <w:lang w:val="el-GR"/>
+        </w:rPr>
+        <w:t>3</w:t>
+      </w:r>
+      <w:r>
+        <w:rPr>
+          <w:rFonts w:ascii="Arial" w:hAnsi="Arial" w:cs="Arial"/>
+          <w:b/>
+          <w:bCs/>
+          <w:sz w:val="22"/>
+          <w:szCs w:val="22"/>
+          <w:vertAlign w:val="superscript"/>
+          <w:lang w:val="el-GR"/>
+        </w:rPr>
+        <w:t>ο</w:t>
+      </w:r>
+      <w:r>
+        <w:rPr>
+          <w:rFonts w:ascii="Arial" w:hAnsi="Arial" w:cs="Arial"/>
+          <w:b/>
+          <w:bCs/>
+          <w:sz w:val="22"/>
+          <w:szCs w:val="22"/>
+          <w:lang w:val="el-GR"/>
+        </w:rPr>
+        <w:t xml:space="preserve"> Έτος    </w:t>
+      </w:r>
+      <w:r>
+        <w:rPr>
+          <w:rFonts w:ascii="Arial" w:hAnsi="Arial" w:cs="Arial"/>
           <w:b/>
           <w:bCs/>
           <w:sz w:val="22"/>
@@ -420,41 +475,18 @@
       </w:r>
       <w:r>
         <w:rPr>
-          <w:rFonts w:ascii="Georgia" w:hAnsi="Georgia"/>
-          <w:b/>
-          <w:bCs/>
-          <w:sz w:val="22"/>
-          <w:szCs w:val="22"/>
-          <w:lang w:val="el-GR"/>
-        </w:rPr>
-        <w:t>3</w:t>
-      </w:r>
-      <w:r>
-        <w:rPr>
-          <w:rFonts w:ascii="Georgia" w:hAnsi="Georgia"/>
-          <w:b/>
-          <w:bCs/>
-          <w:sz w:val="22"/>
-          <w:szCs w:val="22"/>
-          <w:vertAlign w:val="superscript"/>
-          <w:lang w:val="el-GR"/>
-        </w:rPr>
-        <w:t>ο</w:t>
-      </w:r>
-      <w:r>
-        <w:rPr>
-          <w:rFonts w:ascii="Georgia" w:hAnsi="Georgia"/>
-          <w:b/>
-          <w:bCs/>
-          <w:sz w:val="22"/>
-          <w:szCs w:val="22"/>
-          <w:lang w:val="el-GR"/>
-        </w:rPr>
-        <w:t xml:space="preserve"> Έτος    1</w:t>
-      </w:r>
-      <w:r>
-        <w:rPr>
-          <w:rFonts w:ascii="Georgia" w:hAnsi="Georgia"/>
+          <w:rFonts w:ascii="Arial" w:hAnsi="Arial" w:cs="Arial"/>
+          <w:b/>
+          <w:bCs/>
+          <w:sz w:val="22"/>
+          <w:szCs w:val="22"/>
+          <w:lang w:val="el-GR"/>
+        </w:rPr>
+        <w:t>1</w:t>
+      </w:r>
+      <w:r>
+        <w:rPr>
+          <w:rFonts w:ascii="Arial" w:hAnsi="Arial" w:cs="Arial"/>
           <w:b/>
           <w:bCs/>
           <w:sz w:val="22"/>
@@ -466,9 +498,8 @@
     </w:p>
     <w:p>
       <w:pPr>
-        <w:jc w:val="both"/>
-        <w:rPr>
-          <w:rFonts w:ascii="Georgia" w:hAnsi="Georgia"/>
+        <w:rPr>
+          <w:rFonts w:ascii="Arial" w:hAnsi="Arial" w:cs="Arial"/>
           <w:b/>
           <w:bCs/>
           <w:sz w:val="22"/>
@@ -479,19 +510,18 @@
     </w:p>
     <w:p>
       <w:pPr>
-        <w:jc w:val="both"/>
-        <w:rPr>
-          <w:rFonts w:ascii="Georgia" w:hAnsi="Georgia"/>
-          <w:b/>
-          <w:bCs/>
-          <w:sz w:val="22"/>
-          <w:szCs w:val="22"/>
-          <w:lang w:val="el-GR"/>
-        </w:rPr>
-      </w:pPr>
-      <w:r>
-        <w:rPr>
-          <w:rFonts w:ascii="Georgia" w:hAnsi="Georgia"/>
+        <w:rPr>
+          <w:rFonts w:ascii="Arial" w:hAnsi="Arial" w:cs="Arial"/>
+          <w:b/>
+          <w:bCs/>
+          <w:sz w:val="22"/>
+          <w:szCs w:val="22"/>
+          <w:lang w:val="el-GR"/>
+        </w:rPr>
+      </w:pPr>
+      <w:r>
+        <w:rPr>
+          <w:rFonts w:ascii="Arial" w:hAnsi="Arial" w:cs="Arial"/>
           <w:b/>
           <w:bCs/>
           <w:sz w:val="22"/>
@@ -508,105 +538,68 @@
           <w:ilvl w:val="0"/>
           <w:numId w:val="1"/>
         </w:numPr>
-        <w:jc w:val="both"/>
-        <w:rPr>
-          <w:rFonts w:ascii="Georgia" w:hAnsi="Georgia"/>
-          <w:sz w:val="22"/>
-          <w:szCs w:val="22"/>
-          <w:lang w:val="el-GR"/>
-        </w:rPr>
-      </w:pPr>
-      <w:r>
-        <w:rPr>
-          <w:rFonts w:ascii="Georgia" w:hAnsi="Georgia"/>
-          <w:sz w:val="22"/>
-          <w:szCs w:val="22"/>
-          <w:lang w:val="el-GR"/>
-        </w:rPr>
-        <w:t xml:space="preserve">Για το </w:t>
-      </w:r>
-      <w:r>
-        <w:rPr>
-          <w:rFonts w:ascii="Georgia" w:hAnsi="Georgia"/>
-          <w:sz w:val="22"/>
-          <w:szCs w:val="22"/>
-        </w:rPr>
-        <w:t>web</w:t>
-      </w:r>
-      <w:r>
-        <w:rPr>
-          <w:rFonts w:ascii="Georgia" w:hAnsi="Georgia"/>
-          <w:sz w:val="22"/>
-          <w:szCs w:val="22"/>
-          <w:lang w:val="el-GR"/>
-        </w:rPr>
-        <w:t xml:space="preserve"> </w:t>
-      </w:r>
-      <w:r>
-        <w:rPr>
-          <w:rFonts w:ascii="Georgia" w:hAnsi="Georgia"/>
-          <w:sz w:val="22"/>
-          <w:szCs w:val="22"/>
-        </w:rPr>
-        <w:t>scrapping</w:t>
-      </w:r>
-      <w:r>
-        <w:rPr>
-          <w:rFonts w:ascii="Georgia" w:hAnsi="Georgia"/>
-          <w:sz w:val="22"/>
-          <w:szCs w:val="22"/>
-          <w:lang w:val="el-GR"/>
-        </w:rPr>
-        <w:t>, επιλέξαμε την ιστοσελίδα “</w:t>
-      </w:r>
-      <w:r>
-        <w:rPr>
-          <w:rFonts w:ascii="Georgia" w:hAnsi="Georgia"/>
-          <w:b/>
-          <w:bCs/>
-          <w:sz w:val="22"/>
-          <w:szCs w:val="22"/>
-        </w:rPr>
-        <w:t>coinranking</w:t>
-      </w:r>
-      <w:r>
-        <w:rPr>
-          <w:rFonts w:ascii="Georgia" w:hAnsi="Georgia"/>
-          <w:b/>
-          <w:bCs/>
-          <w:sz w:val="22"/>
-          <w:szCs w:val="22"/>
-          <w:lang w:val="el-GR"/>
-        </w:rPr>
-        <w:t>.</w:t>
-      </w:r>
-      <w:r>
-        <w:rPr>
-          <w:rFonts w:ascii="Georgia" w:hAnsi="Georgia"/>
-          <w:b/>
-          <w:bCs/>
-          <w:sz w:val="22"/>
-          <w:szCs w:val="22"/>
-        </w:rPr>
-        <w:t>com</w:t>
-      </w:r>
-      <w:r>
-        <w:rPr>
-          <w:rFonts w:ascii="Georgia" w:hAnsi="Georgia"/>
-          <w:sz w:val="22"/>
-          <w:szCs w:val="22"/>
-          <w:lang w:val="el-GR"/>
-        </w:rPr>
-        <w:t>” για να αντλήσουμε τα δεδομένα</w:t>
-      </w:r>
-      <w:r>
-        <w:rPr>
-          <w:rFonts w:ascii="Georgia" w:hAnsi="Georgia"/>
-          <w:sz w:val="22"/>
-          <w:szCs w:val="22"/>
-          <w:lang w:val="el-GR"/>
-        </w:rPr>
-        <w:t>.</w:t>
+        <w:rPr>
+          <w:rFonts w:ascii="Arial" w:hAnsi="Arial" w:cs="Arial"/>
+          <w:sz w:val="22"/>
+          <w:szCs w:val="22"/>
+          <w:lang w:val="el-GR"/>
+        </w:rPr>
+      </w:pPr>
+      <w:r>
+        <w:rPr>
+          <w:rFonts w:ascii="Arial" w:hAnsi="Arial" w:cs="Arial"/>
+          <w:b/>
+          <w:bCs/>
+          <w:sz w:val="22"/>
+          <w:szCs w:val="22"/>
+          <w:lang w:val="el-GR"/>
+        </w:rPr>
+        <w:t>Συλλογή Δεδομένων:</w:t>
+      </w:r>
+      <w:r>
+        <w:rPr>
+          <w:rFonts w:ascii="Arial" w:hAnsi="Arial" w:cs="Arial"/>
+          <w:sz w:val="22"/>
+          <w:szCs w:val="22"/>
+          <w:lang w:val="el-GR"/>
+        </w:rPr>
+        <w:t xml:space="preserve"> Υλοποιήσαμε ένα υβριδικό μοντέλο συλλογής</w:t>
+      </w:r>
+      <w:r>
+        <w:rPr>
+          <w:rFonts w:ascii="Arial" w:hAnsi="Arial" w:cs="Arial"/>
+          <w:sz w:val="22"/>
+          <w:szCs w:val="22"/>
+          <w:lang w:val="el-GR"/>
+        </w:rPr>
+        <w:t xml:space="preserve">, </w:t>
+      </w:r>
+      <w:r>
+        <w:rPr>
+          <w:rFonts w:ascii="Arial" w:hAnsi="Arial" w:cs="Arial"/>
+          <w:sz w:val="22"/>
+          <w:szCs w:val="22"/>
+          <w:lang w:val="el-GR"/>
+        </w:rPr>
+        <w:t xml:space="preserve"> που περιλαμβάνει την άντληση δεδομένων από ακαδημαϊκά feeds (Open eClass, Moodle, Erasmus+) και στοχευμένο web scraping στο eClass του Πανεπιστημίου Πατρών και </w:t>
+      </w:r>
+      <w:r>
+        <w:rPr>
+          <w:rFonts w:ascii="Arial" w:hAnsi="Arial" w:cs="Arial"/>
+          <w:sz w:val="22"/>
+          <w:szCs w:val="22"/>
+          <w:lang w:val="el-GR"/>
+        </w:rPr>
+        <w:t>σ</w:t>
+      </w:r>
+      <w:r>
+        <w:rPr>
+          <w:rFonts w:ascii="Arial" w:hAnsi="Arial" w:cs="Arial"/>
+          <w:sz w:val="22"/>
+          <w:szCs w:val="22"/>
+          <w:lang w:val="el-GR"/>
+        </w:rPr>
+        <w:t>το OSSU.</w:t>
       </w:r>
     </w:p>
     <w:p>
@@ -616,46 +609,32 @@
           <w:ilvl w:val="0"/>
           <w:numId w:val="1"/>
         </w:numPr>
-        <w:jc w:val="both"/>
-        <w:rPr>
-          <w:rFonts w:ascii="Georgia" w:hAnsi="Georgia"/>
-          <w:b/>
-          <w:bCs/>
-          <w:sz w:val="22"/>
-          <w:szCs w:val="22"/>
-          <w:lang w:val="el-GR"/>
-        </w:rPr>
-      </w:pPr>
-      <w:r>
-        <w:rPr>
-          <w:rFonts w:ascii="Georgia" w:hAnsi="Georgia"/>
-          <w:sz w:val="22"/>
-          <w:szCs w:val="22"/>
-          <w:lang w:val="el-GR"/>
-        </w:rPr>
-        <w:t xml:space="preserve">Συλλέξαμε για 10 νομισματα: </w:t>
-      </w:r>
-      <w:r>
-        <w:rPr>
-          <w:rFonts w:ascii="Georgia" w:hAnsi="Georgia"/>
-          <w:b/>
-          <w:bCs/>
-          <w:sz w:val="22"/>
-          <w:szCs w:val="22"/>
-          <w:lang w:val="el-GR"/>
-        </w:rPr>
-        <w:t>Όνομα κρυπτονομίσματος, Τιμή, Μεταβολή 24ώρου, Μεταβολή 7 μερών, Κεφαλαιοποίηση, Όγκο συναλλαγών 24ώρου</w:t>
-      </w:r>
-      <w:r>
-        <w:rPr>
-          <w:rFonts w:ascii="Georgia" w:hAnsi="Georgia"/>
-          <w:b/>
-          <w:bCs/>
-          <w:sz w:val="22"/>
-          <w:szCs w:val="22"/>
-          <w:lang w:val="el-GR"/>
-        </w:rPr>
-        <w:t>.</w:t>
+        <w:rPr>
+          <w:rFonts w:ascii="Arial" w:hAnsi="Arial" w:cs="Arial"/>
+          <w:sz w:val="22"/>
+          <w:szCs w:val="22"/>
+          <w:lang w:val="el-GR"/>
+        </w:rPr>
+      </w:pPr>
+      <w:r>
+        <w:rPr>
+          <w:rFonts w:ascii="Arial" w:hAnsi="Arial" w:cs="Arial"/>
+          <w:b/>
+          <w:bCs/>
+          <w:sz w:val="22"/>
+          <w:szCs w:val="22"/>
+          <w:lang w:val="el-GR"/>
+        </w:rPr>
+        <w:t>Αποθήκευση:</w:t>
+      </w:r>
+      <w:r>
+        <w:rPr>
+          <w:rFonts w:ascii="Arial" w:hAnsi="Arial" w:cs="Arial"/>
+          <w:sz w:val="22"/>
+          <w:szCs w:val="22"/>
+          <w:lang w:val="el-GR"/>
+        </w:rPr>
+        <w:t xml:space="preserve"> Τα δεδομένα επεξεργάζονται με τη βιβλιοθήκη Pandas και αποθηκεύονται σε αρχείο μορφής .csv με όνομα courses_1100736.csv.</w:t>
       </w:r>
     </w:p>
     <w:p>
@@ -665,48 +644,32 @@
           <w:ilvl w:val="0"/>
           <w:numId w:val="1"/>
         </w:numPr>
-        <w:jc w:val="both"/>
-        <w:rPr>
-          <w:rFonts w:ascii="Georgia" w:hAnsi="Georgia"/>
-          <w:sz w:val="22"/>
-          <w:szCs w:val="22"/>
-          <w:lang w:val="el-GR"/>
-        </w:rPr>
-      </w:pPr>
-      <w:r>
-        <w:rPr>
-          <w:rFonts w:ascii="Georgia" w:hAnsi="Georgia"/>
-          <w:sz w:val="22"/>
-          <w:szCs w:val="22"/>
-          <w:lang w:val="el-GR"/>
-        </w:rPr>
-        <w:t>Αποθηκεύσαμε τα δεδομένα σε .</w:t>
-      </w:r>
-      <w:r>
-        <w:rPr>
-          <w:rFonts w:ascii="Georgia" w:hAnsi="Georgia"/>
-          <w:sz w:val="22"/>
-          <w:szCs w:val="22"/>
-        </w:rPr>
-        <w:t>csv</w:t>
-      </w:r>
-      <w:r>
-        <w:rPr>
-          <w:rFonts w:ascii="Georgia" w:hAnsi="Georgia"/>
-          <w:sz w:val="22"/>
-          <w:szCs w:val="22"/>
-          <w:lang w:val="el-GR"/>
-        </w:rPr>
-        <w:t xml:space="preserve"> αρχείο</w:t>
-      </w:r>
-      <w:r>
-        <w:rPr>
-          <w:rFonts w:ascii="Georgia" w:hAnsi="Georgia"/>
-          <w:sz w:val="22"/>
-          <w:szCs w:val="22"/>
-          <w:lang w:val="el-GR"/>
-        </w:rPr>
-        <w:t>.</w:t>
+        <w:rPr>
+          <w:rFonts w:ascii="Arial" w:hAnsi="Arial" w:cs="Arial"/>
+          <w:sz w:val="22"/>
+          <w:szCs w:val="22"/>
+          <w:lang w:val="el-GR"/>
+        </w:rPr>
+      </w:pPr>
+      <w:r>
+        <w:rPr>
+          <w:rFonts w:ascii="Arial" w:hAnsi="Arial" w:cs="Arial"/>
+          <w:b/>
+          <w:bCs/>
+          <w:sz w:val="22"/>
+          <w:szCs w:val="22"/>
+          <w:lang w:val="el-GR"/>
+        </w:rPr>
+        <w:t>Οπτικοποίηση:</w:t>
+      </w:r>
+      <w:r>
+        <w:rPr>
+          <w:rFonts w:ascii="Arial" w:hAnsi="Arial" w:cs="Arial"/>
+          <w:sz w:val="22"/>
+          <w:szCs w:val="22"/>
+          <w:lang w:val="el-GR"/>
+        </w:rPr>
+        <w:t xml:space="preserve"> Χρησιμοποιήσαμε τη βιβλιοθήκη matplotlib για τη δημιουργία στατιστικών γραφημάτων (Bar Chart διάρκειας, Pie Chart δυσκολίας και Line Plot συσχέτισης κόστους-διάρκειας) μέσω του αρχείου course_plot.py.</w:t>
       </w:r>
     </w:p>
     <w:p>
@@ -716,48 +679,109 @@
           <w:ilvl w:val="0"/>
           <w:numId w:val="1"/>
         </w:numPr>
-        <w:jc w:val="both"/>
-        <w:rPr>
-          <w:rFonts w:ascii="Georgia" w:hAnsi="Georgia"/>
-          <w:sz w:val="22"/>
-          <w:szCs w:val="22"/>
-          <w:lang w:val="el-GR"/>
-        </w:rPr>
-      </w:pPr>
-      <w:r>
-        <w:rPr>
-          <w:rFonts w:ascii="Georgia" w:hAnsi="Georgia"/>
-          <w:sz w:val="22"/>
-          <w:szCs w:val="22"/>
-          <w:lang w:val="el-GR"/>
-        </w:rPr>
-        <w:t xml:space="preserve">Χρησιμοποίησαμε </w:t>
-      </w:r>
-      <w:r>
-        <w:rPr>
-          <w:rFonts w:ascii="Georgia" w:hAnsi="Georgia"/>
-          <w:sz w:val="22"/>
-          <w:szCs w:val="22"/>
-        </w:rPr>
-        <w:t>matplotlib</w:t>
-      </w:r>
-      <w:r>
-        <w:rPr>
-          <w:rFonts w:ascii="Georgia" w:hAnsi="Georgia"/>
-          <w:sz w:val="22"/>
-          <w:szCs w:val="22"/>
-          <w:lang w:val="el-GR"/>
-        </w:rPr>
-        <w:t xml:space="preserve"> για την γραφικη απεικόνιση των τιμών</w:t>
-      </w:r>
-      <w:r>
-        <w:rPr>
-          <w:rFonts w:ascii="Georgia" w:hAnsi="Georgia"/>
-          <w:sz w:val="22"/>
-          <w:szCs w:val="22"/>
-          <w:lang w:val="el-GR"/>
-        </w:rPr>
-        <w:t>.</w:t>
+        <w:rPr>
+          <w:rFonts w:ascii="Arial" w:hAnsi="Arial" w:cs="Arial"/>
+          <w:sz w:val="22"/>
+          <w:szCs w:val="22"/>
+          <w:lang w:val="el-GR"/>
+        </w:rPr>
+      </w:pPr>
+      <w:r>
+        <w:rPr>
+          <w:rFonts w:ascii="Arial" w:hAnsi="Arial" w:cs="Arial"/>
+          <w:b/>
+          <w:bCs/>
+          <w:sz w:val="22"/>
+          <w:szCs w:val="22"/>
+          <w:lang w:val="el-GR"/>
+        </w:rPr>
+        <w:t>Γραφικό Περιβάλλον (GUI):</w:t>
+      </w:r>
+      <w:r>
+        <w:rPr>
+          <w:rFonts w:ascii="Arial" w:hAnsi="Arial" w:cs="Arial"/>
+          <w:sz w:val="22"/>
+          <w:szCs w:val="22"/>
+          <w:lang w:val="el-GR"/>
+        </w:rPr>
+        <w:t xml:space="preserve"> Αναπτύχθηκε περιβάλλον με την βιβλιοθήκη Tkinter, το οποίο περιλαμβάνει: κουμπιά για χειροκίνητη συλλογή δεδομένων, μηχανισμό αυτόματης ενημέρωσης (scheduler), πίνακα προβολής δεδομένων (Treeview) με φίλτρα αναζήτησης, καθώς και μια μηχανή έξυπνων συστάσεων βάσει "Composite Score".</w:t>
+      </w:r>
+      <w:r>
+        <w:rPr>
+          <w:rFonts w:ascii="Arial" w:hAnsi="Arial" w:cs="Arial"/>
+          <w:sz w:val="22"/>
+          <w:szCs w:val="22"/>
+          <w:lang w:val="el-GR"/>
+        </w:rPr>
+        <w:t xml:space="preserve"> </w:t>
+      </w:r>
+      <w:r>
+        <w:rPr>
+          <w:rFonts w:ascii="Arial" w:hAnsi="Arial" w:cs="Arial"/>
+          <w:sz w:val="22"/>
+          <w:szCs w:val="22"/>
+          <w:lang w:val="el-GR"/>
+        </w:rPr>
+        <w:t xml:space="preserve">Επιπλέον </w:t>
+      </w:r>
+      <w:r>
+        <w:rPr>
+          <w:rFonts w:ascii="Arial" w:hAnsi="Arial" w:cs="Arial"/>
+          <w:sz w:val="22"/>
+          <w:szCs w:val="22"/>
+        </w:rPr>
+        <w:t xml:space="preserve">dark </w:t>
+      </w:r>
+      <w:r>
+        <w:rPr>
+          <w:rFonts w:ascii="Arial" w:hAnsi="Arial" w:cs="Arial"/>
+          <w:sz w:val="22"/>
+          <w:szCs w:val="22"/>
+          <w:lang w:val="el-GR"/>
+        </w:rPr>
+        <w:t xml:space="preserve">και </w:t>
+      </w:r>
+      <w:r>
+        <w:rPr>
+          <w:rFonts w:ascii="Arial" w:hAnsi="Arial" w:cs="Arial"/>
+          <w:sz w:val="22"/>
+          <w:szCs w:val="22"/>
+        </w:rPr>
+        <w:t>light mode.</w:t>
+      </w:r>
+    </w:p>
+    <w:p>
+      <w:pPr>
+        <w:pStyle w:val="ListParagraph"/>
+        <w:rPr>
+          <w:rFonts w:ascii="Arial" w:hAnsi="Arial" w:cs="Arial"/>
+          <w:sz w:val="22"/>
+          <w:szCs w:val="22"/>
+          <w:lang w:val="el-GR"/>
+        </w:rPr>
+      </w:pPr>
+    </w:p>
+    <w:p>
+      <w:pPr>
+        <w:rPr>
+          <w:rFonts w:ascii="Arial" w:hAnsi="Arial" w:cs="Arial"/>
+          <w:b/>
+          <w:bCs/>
+          <w:sz w:val="22"/>
+          <w:szCs w:val="22"/>
+          <w:lang w:val="el-GR"/>
+        </w:rPr>
+      </w:pPr>
+      <w:r>
+        <w:rPr>
+          <w:rFonts w:ascii="Arial" w:hAnsi="Arial" w:cs="Arial"/>
+          <w:b/>
+          <w:bCs/>
+          <w:sz w:val="22"/>
+          <w:szCs w:val="22"/>
+          <w:lang w:val="el-GR"/>
+        </w:rPr>
+        <w:t>Περιγραφή βιβλιοθηκών και εργαλείων</w:t>
       </w:r>
     </w:p>
     <w:p>
@@ -767,117 +791,32 @@
           <w:ilvl w:val="0"/>
           <w:numId w:val="1"/>
         </w:numPr>
-        <w:jc w:val="both"/>
-        <w:rPr>
-          <w:rFonts w:ascii="Georgia" w:hAnsi="Georgia"/>
-          <w:sz w:val="22"/>
-          <w:szCs w:val="22"/>
-          <w:lang w:val="el-GR"/>
-        </w:rPr>
-      </w:pPr>
-      <w:r>
-        <w:rPr>
-          <w:rFonts w:ascii="Georgia" w:hAnsi="Georgia"/>
-          <w:sz w:val="22"/>
-          <w:szCs w:val="22"/>
-          <w:lang w:val="el-GR"/>
-        </w:rPr>
-        <w:t xml:space="preserve">Δημιουργήσαμε ένα αρχείο </w:t>
-      </w:r>
-      <w:r>
-        <w:rPr>
-          <w:rFonts w:ascii="Georgia" w:hAnsi="Georgia"/>
-          <w:b/>
-          <w:bCs/>
-          <w:sz w:val="22"/>
-          <w:szCs w:val="22"/>
-        </w:rPr>
-        <w:t>crypto</w:t>
-      </w:r>
-      <w:r>
-        <w:rPr>
-          <w:rFonts w:ascii="Georgia" w:hAnsi="Georgia"/>
-          <w:b/>
-          <w:bCs/>
-          <w:sz w:val="22"/>
-          <w:szCs w:val="22"/>
-          <w:lang w:val="el-GR"/>
-        </w:rPr>
-        <w:t>_</w:t>
-      </w:r>
-      <w:r>
-        <w:rPr>
-          <w:rFonts w:ascii="Georgia" w:hAnsi="Georgia"/>
-          <w:b/>
-          <w:bCs/>
-          <w:sz w:val="22"/>
-          <w:szCs w:val="22"/>
-        </w:rPr>
-        <w:t>plot</w:t>
-      </w:r>
-      <w:r>
-        <w:rPr>
-          <w:rFonts w:ascii="Georgia" w:hAnsi="Georgia"/>
-          <w:b/>
-          <w:bCs/>
-          <w:sz w:val="22"/>
-          <w:szCs w:val="22"/>
-          <w:lang w:val="el-GR"/>
-        </w:rPr>
-        <w:t>.</w:t>
-      </w:r>
-      <w:r>
-        <w:rPr>
-          <w:rFonts w:ascii="Georgia" w:hAnsi="Georgia"/>
-          <w:b/>
-          <w:bCs/>
-          <w:sz w:val="22"/>
-          <w:szCs w:val="22"/>
-        </w:rPr>
-        <w:t>py</w:t>
-      </w:r>
-      <w:r>
-        <w:rPr>
-          <w:rFonts w:ascii="Georgia" w:hAnsi="Georgia"/>
-          <w:sz w:val="22"/>
-          <w:szCs w:val="22"/>
-          <w:lang w:val="el-GR"/>
-        </w:rPr>
-        <w:t xml:space="preserve"> για το γράφημα </w:t>
-      </w:r>
-      <w:r>
-        <w:rPr>
-          <w:rFonts w:ascii="Georgia" w:hAnsi="Georgia"/>
-          <w:sz w:val="22"/>
-          <w:szCs w:val="22"/>
-        </w:rPr>
-        <w:t>bar</w:t>
-      </w:r>
-      <w:r>
-        <w:rPr>
-          <w:rFonts w:ascii="Georgia" w:hAnsi="Georgia"/>
-          <w:sz w:val="22"/>
-          <w:szCs w:val="22"/>
-          <w:lang w:val="el-GR"/>
-        </w:rPr>
-        <w:t xml:space="preserve"> </w:t>
-      </w:r>
-      <w:r>
-        <w:rPr>
-          <w:rFonts w:ascii="Georgia" w:hAnsi="Georgia"/>
-          <w:sz w:val="22"/>
-          <w:szCs w:val="22"/>
-        </w:rPr>
-        <w:t>chart</w:t>
-      </w:r>
-      <w:r>
-        <w:rPr>
-          <w:rFonts w:ascii="Georgia" w:hAnsi="Georgia"/>
-          <w:sz w:val="22"/>
-          <w:szCs w:val="22"/>
-          <w:lang w:val="el-GR"/>
-        </w:rPr>
-        <w:t>.</w:t>
+        <w:rPr>
+          <w:rFonts w:ascii="Arial" w:hAnsi="Arial" w:cs="Arial"/>
+          <w:sz w:val="22"/>
+          <w:szCs w:val="22"/>
+          <w:lang w:val="el-GR"/>
+        </w:rPr>
+      </w:pPr>
+      <w:r>
+        <w:rPr>
+          <w:rFonts w:ascii="Arial" w:hAnsi="Arial" w:cs="Arial"/>
+          <w:b/>
+          <w:bCs/>
+          <w:sz w:val="22"/>
+          <w:szCs w:val="22"/>
+          <w:lang w:val="el-GR"/>
+        </w:rPr>
+        <w:t>Requests:</w:t>
+      </w:r>
+      <w:r>
+        <w:rPr>
+          <w:rFonts w:ascii="Arial" w:hAnsi="Arial" w:cs="Arial"/>
+          <w:sz w:val="22"/>
+          <w:szCs w:val="22"/>
+          <w:lang w:val="el-GR"/>
+        </w:rPr>
+        <w:t xml:space="preserve"> Βιβλιοθήκη για την αποστολή αιτήσεων HTTP, απαραίτητη για την άντληση δεδομένων από τα remote APIs και τις ιστοσελίδες.</w:t>
       </w:r>
     </w:p>
     <w:p>
@@ -887,116 +826,32 @@
           <w:ilvl w:val="0"/>
           <w:numId w:val="1"/>
         </w:numPr>
-        <w:jc w:val="both"/>
-        <w:rPr>
-          <w:rFonts w:ascii="Georgia" w:hAnsi="Georgia"/>
-          <w:sz w:val="22"/>
-          <w:szCs w:val="22"/>
-          <w:lang w:val="el-GR"/>
-        </w:rPr>
-      </w:pPr>
-      <w:r>
-        <w:rPr>
-          <w:rFonts w:ascii="Georgia" w:hAnsi="Georgia"/>
-          <w:sz w:val="22"/>
-          <w:szCs w:val="22"/>
-          <w:lang w:val="el-GR"/>
-        </w:rPr>
-        <w:t xml:space="preserve">Για την δημιουργία γραφικού περιβάλλοντος χρησιμοποιώντας </w:t>
-      </w:r>
-      <w:r>
-        <w:rPr>
-          <w:rFonts w:ascii="Georgia" w:hAnsi="Georgia"/>
-          <w:sz w:val="22"/>
-          <w:szCs w:val="22"/>
-        </w:rPr>
-        <w:t>Tkinter</w:t>
-      </w:r>
-      <w:r>
-        <w:rPr>
-          <w:rFonts w:ascii="Georgia" w:hAnsi="Georgia"/>
-          <w:sz w:val="22"/>
-          <w:szCs w:val="22"/>
-          <w:lang w:val="el-GR"/>
-        </w:rPr>
-        <w:t xml:space="preserve">, στο οποίο υπάρχει: κουμπί για </w:t>
-      </w:r>
-      <w:r>
-        <w:rPr>
-          <w:rFonts w:ascii="Georgia" w:hAnsi="Georgia"/>
-          <w:sz w:val="22"/>
-          <w:szCs w:val="22"/>
-        </w:rPr>
-        <w:t>scraping</w:t>
-      </w:r>
-      <w:r>
-        <w:rPr>
-          <w:rFonts w:ascii="Georgia" w:hAnsi="Georgia"/>
-          <w:sz w:val="22"/>
-          <w:szCs w:val="22"/>
-          <w:lang w:val="el-GR"/>
-        </w:rPr>
-        <w:t xml:space="preserve"> ν</w:t>
-      </w:r>
-      <w:r>
-        <w:rPr>
-          <w:rFonts w:ascii="Georgia" w:hAnsi="Georgia"/>
-          <w:sz w:val="22"/>
-          <w:szCs w:val="22"/>
-          <w:lang w:val="el-GR"/>
-        </w:rPr>
-        <w:t xml:space="preserve">έων δεδομένων, πίνακας εμφάνισης των δεδομένων, </w:t>
-      </w:r>
-      <w:r>
-        <w:rPr>
-          <w:rFonts w:ascii="Georgia" w:hAnsi="Georgia"/>
-          <w:sz w:val="22"/>
-          <w:szCs w:val="22"/>
-        </w:rPr>
-        <w:t>drop</w:t>
-      </w:r>
-      <w:r>
-        <w:rPr>
-          <w:rFonts w:ascii="Georgia" w:hAnsi="Georgia"/>
-          <w:sz w:val="22"/>
-          <w:szCs w:val="22"/>
-          <w:lang w:val="el-GR"/>
-        </w:rPr>
-        <w:t>-</w:t>
-      </w:r>
-      <w:r>
-        <w:rPr>
-          <w:rFonts w:ascii="Georgia" w:hAnsi="Georgia"/>
-          <w:sz w:val="22"/>
-          <w:szCs w:val="22"/>
-        </w:rPr>
-        <w:t>down</w:t>
-      </w:r>
-      <w:r>
-        <w:rPr>
-          <w:rFonts w:ascii="Georgia" w:hAnsi="Georgia"/>
-          <w:sz w:val="22"/>
-          <w:szCs w:val="22"/>
-          <w:lang w:val="el-GR"/>
-        </w:rPr>
-        <w:t xml:space="preserve"> λίστα για επιλογή νομίσματος, κούμπι για εμφάνιση γραφήματος και κουμπί εξαγωγής δεδομένων σε νέο αρχείο </w:t>
-      </w:r>
-      <w:r>
-        <w:rPr>
-          <w:rFonts w:ascii="Georgia" w:hAnsi="Georgia"/>
-          <w:sz w:val="22"/>
-          <w:szCs w:val="22"/>
-        </w:rPr>
-        <w:t>CSV</w:t>
-      </w:r>
-      <w:r>
-        <w:rPr>
-          <w:rFonts w:ascii="Georgia" w:hAnsi="Georgia"/>
-          <w:sz w:val="22"/>
-          <w:szCs w:val="22"/>
-          <w:lang w:val="el-GR"/>
-        </w:rPr>
-        <w:t>.</w:t>
+        <w:rPr>
+          <w:rFonts w:ascii="Arial" w:hAnsi="Arial" w:cs="Arial"/>
+          <w:sz w:val="22"/>
+          <w:szCs w:val="22"/>
+          <w:lang w:val="el-GR"/>
+        </w:rPr>
+      </w:pPr>
+      <w:r>
+        <w:rPr>
+          <w:rFonts w:ascii="Arial" w:hAnsi="Arial" w:cs="Arial"/>
+          <w:b/>
+          <w:bCs/>
+          <w:sz w:val="22"/>
+          <w:szCs w:val="22"/>
+          <w:lang w:val="el-GR"/>
+        </w:rPr>
+        <w:t>Beautifulsoup4:</w:t>
+      </w:r>
+      <w:r>
+        <w:rPr>
+          <w:rFonts w:ascii="Arial" w:hAnsi="Arial" w:cs="Arial"/>
+          <w:sz w:val="22"/>
+          <w:szCs w:val="22"/>
+          <w:lang w:val="el-GR"/>
+        </w:rPr>
+        <w:t xml:space="preserve"> Χρησιμοποιήθηκε για την ανάλυση (parsing) του HTML κώδικα από το eClass του Πανεπιστημίου Πατρών, ώστε να εντοπιστούν και να εξαχθούν οι τίτλοι των μαθημάτων.</w:t>
       </w:r>
     </w:p>
     <w:p>
@@ -1006,143 +861,32 @@
           <w:ilvl w:val="0"/>
           <w:numId w:val="1"/>
         </w:numPr>
-        <w:jc w:val="both"/>
-        <w:rPr>
-          <w:rFonts w:ascii="Georgia" w:hAnsi="Georgia"/>
-          <w:b/>
-          <w:bCs/>
-          <w:sz w:val="22"/>
-          <w:szCs w:val="22"/>
-          <w:lang w:val="el-GR"/>
-        </w:rPr>
-      </w:pPr>
-      <w:r>
-        <w:rPr>
-          <w:rFonts w:ascii="Georgia" w:hAnsi="Georgia"/>
-          <w:sz w:val="22"/>
-          <w:szCs w:val="22"/>
-          <w:lang w:val="el-GR"/>
-        </w:rPr>
-        <w:t xml:space="preserve">Φτιάξαμε </w:t>
-      </w:r>
-      <w:r>
-        <w:rPr>
-          <w:rFonts w:ascii="Georgia" w:hAnsi="Georgia"/>
-          <w:sz w:val="22"/>
-          <w:szCs w:val="22"/>
-        </w:rPr>
-        <w:t>Chatbot</w:t>
-      </w:r>
-      <w:r>
-        <w:rPr>
-          <w:rFonts w:ascii="Georgia" w:hAnsi="Georgia"/>
-          <w:sz w:val="22"/>
-          <w:szCs w:val="22"/>
-          <w:lang w:val="el-GR"/>
-        </w:rPr>
-        <w:t xml:space="preserve"> υποστήριξης το οποίο αναγνωρίζει τις λέξεις κλειδιά: </w:t>
-      </w:r>
-      <w:r>
-        <w:rPr>
-          <w:rFonts w:ascii="Georgia" w:hAnsi="Georgia"/>
-          <w:b/>
-          <w:bCs/>
-          <w:sz w:val="22"/>
-          <w:szCs w:val="22"/>
-          <w:lang w:val="el-GR"/>
-        </w:rPr>
-        <w:t xml:space="preserve">τιμή, μεταβολή, υποστηρίζεις, βοήθεια και τα ονόματα των νομισμάτων (π.χ. </w:t>
-      </w:r>
-      <w:r>
-        <w:rPr>
-          <w:rFonts w:ascii="Georgia" w:hAnsi="Georgia"/>
-          <w:b/>
-          <w:bCs/>
-          <w:sz w:val="22"/>
-          <w:szCs w:val="22"/>
-        </w:rPr>
-        <w:t>bitcoin</w:t>
-      </w:r>
-      <w:r>
-        <w:rPr>
-          <w:rFonts w:ascii="Georgia" w:hAnsi="Georgia"/>
-          <w:b/>
-          <w:bCs/>
-          <w:sz w:val="22"/>
-          <w:szCs w:val="22"/>
-          <w:lang w:val="el-GR"/>
-        </w:rPr>
-        <w:t>)</w:t>
-      </w:r>
-      <w:r>
-        <w:rPr>
-          <w:rFonts w:ascii="Georgia" w:hAnsi="Georgia"/>
-          <w:b/>
-          <w:bCs/>
-          <w:sz w:val="22"/>
-          <w:szCs w:val="22"/>
-          <w:lang w:val="el-GR"/>
-        </w:rPr>
-        <w:t>.</w:t>
-      </w:r>
-    </w:p>
-    <w:p>
-      <w:pPr>
-        <w:jc w:val="both"/>
-        <w:rPr>
-          <w:rFonts w:ascii="Georgia" w:hAnsi="Georgia"/>
-          <w:b/>
-          <w:bCs/>
-          <w:sz w:val="22"/>
-          <w:szCs w:val="22"/>
-          <w:lang w:val="el-GR"/>
-        </w:rPr>
-      </w:pPr>
-    </w:p>
-    <w:p>
-      <w:pPr>
-        <w:jc w:val="both"/>
-        <w:rPr>
-          <w:rFonts w:ascii="Georgia" w:hAnsi="Georgia"/>
-          <w:b/>
-          <w:bCs/>
-          <w:sz w:val="22"/>
-          <w:szCs w:val="22"/>
-          <w:lang w:val="el-GR"/>
-        </w:rPr>
-      </w:pPr>
-      <w:r>
-        <w:rPr>
-          <w:rFonts w:ascii="Georgia" w:hAnsi="Georgia"/>
-          <w:b/>
-          <w:bCs/>
-          <w:sz w:val="22"/>
-          <w:szCs w:val="22"/>
-          <w:lang w:val="el-GR"/>
-        </w:rPr>
-        <w:t>Περιγραφή βιβλιοθηκών</w:t>
-      </w:r>
-      <w:r>
-        <w:rPr>
-          <w:rFonts w:ascii="Georgia" w:hAnsi="Georgia"/>
-          <w:b/>
-          <w:bCs/>
-          <w:sz w:val="22"/>
-          <w:szCs w:val="22"/>
-          <w:lang w:val="el-GR"/>
-        </w:rPr>
-        <w:t xml:space="preserve"> και εργαλείων</w:t>
-      </w:r>
-      <w:r>
-        <w:rPr>
-          <w:rFonts w:ascii="Georgia" w:hAnsi="Georgia"/>
-          <w:b/>
-          <w:bCs/>
-          <w:sz w:val="22"/>
-          <w:szCs w:val="22"/>
-          <w:lang w:val="el-GR"/>
-        </w:rPr>
-        <w:t>:</w:t>
+        <w:rPr>
+          <w:rFonts w:ascii="Arial" w:hAnsi="Arial" w:cs="Arial"/>
+          <w:sz w:val="22"/>
+          <w:szCs w:val="22"/>
+          <w:lang w:val="el-GR"/>
+        </w:rPr>
+      </w:pPr>
+      <w:r>
+        <w:rPr>
+          <w:rFonts w:ascii="Arial" w:hAnsi="Arial" w:cs="Arial"/>
+          <w:b/>
+          <w:bCs/>
+          <w:sz w:val="22"/>
+          <w:szCs w:val="22"/>
+          <w:lang w:val="el-GR"/>
+        </w:rPr>
+        <w:t>Pandas:</w:t>
+      </w:r>
+      <w:r>
+        <w:rPr>
+          <w:rFonts w:ascii="Arial" w:hAnsi="Arial" w:cs="Arial"/>
+          <w:sz w:val="22"/>
+          <w:szCs w:val="22"/>
+          <w:lang w:val="el-GR"/>
+        </w:rPr>
+        <w:t xml:space="preserve"> Κεντρικό εργαλείο για τον χειρισμό, το φιλτράρισμα και την κανονικοποίηση (normalization) των δεδομένων των μαθημάτων.</w:t>
       </w:r>
     </w:p>
     <w:p>
@@ -1150,107 +894,34 @@
         <w:pStyle w:val="ListParagraph"/>
         <w:numPr>
           <w:ilvl w:val="0"/>
-          <w:numId w:val="2"/>
+          <w:numId w:val="1"/>
         </w:numPr>
-        <w:jc w:val="both"/>
-        <w:rPr>
-          <w:rFonts w:ascii="Georgia" w:hAnsi="Georgia"/>
-          <w:b/>
-          <w:bCs/>
-          <w:sz w:val="22"/>
-          <w:szCs w:val="22"/>
-          <w:lang w:val="el-GR"/>
-        </w:rPr>
-      </w:pPr>
-      <w:r>
-        <w:rPr>
-          <w:rFonts w:ascii="Georgia" w:hAnsi="Georgia"/>
-          <w:b/>
-          <w:bCs/>
-          <w:sz w:val="22"/>
-          <w:szCs w:val="22"/>
-        </w:rPr>
-        <w:t>Requests</w:t>
-      </w:r>
-      <w:r>
-        <w:rPr>
-          <w:rFonts w:ascii="Georgia" w:hAnsi="Georgia"/>
-          <w:b/>
-          <w:bCs/>
-          <w:sz w:val="22"/>
-          <w:szCs w:val="22"/>
-          <w:lang w:val="el-GR"/>
-        </w:rPr>
-        <w:t xml:space="preserve">: </w:t>
-      </w:r>
-      <w:r>
-        <w:rPr>
-          <w:rFonts w:ascii="Georgia" w:hAnsi="Georgia"/>
-          <w:sz w:val="22"/>
-          <w:szCs w:val="22"/>
-          <w:lang w:val="el-GR"/>
-        </w:rPr>
-        <w:t xml:space="preserve">Βιβλιοθήκη για την αποστολή </w:t>
-      </w:r>
-      <w:r>
-        <w:rPr>
-          <w:rFonts w:ascii="Georgia" w:hAnsi="Georgia"/>
-          <w:sz w:val="22"/>
-          <w:szCs w:val="22"/>
-        </w:rPr>
-        <w:t>HTML</w:t>
-      </w:r>
-      <w:r>
-        <w:rPr>
-          <w:rFonts w:ascii="Georgia" w:hAnsi="Georgia"/>
-          <w:sz w:val="22"/>
-          <w:szCs w:val="22"/>
-          <w:lang w:val="el-GR"/>
-        </w:rPr>
-        <w:t xml:space="preserve"> αιτήσεων. Την χρησιμοποιήσαμε  για το </w:t>
-      </w:r>
-      <w:r>
-        <w:rPr>
-          <w:rFonts w:ascii="Georgia" w:hAnsi="Georgia"/>
-          <w:sz w:val="22"/>
-          <w:szCs w:val="22"/>
-        </w:rPr>
-        <w:t>web</w:t>
-      </w:r>
-      <w:r>
-        <w:rPr>
-          <w:rFonts w:ascii="Georgia" w:hAnsi="Georgia"/>
-          <w:sz w:val="22"/>
-          <w:szCs w:val="22"/>
-          <w:lang w:val="el-GR"/>
-        </w:rPr>
-        <w:t xml:space="preserve"> </w:t>
-      </w:r>
-      <w:r>
-        <w:rPr>
-          <w:rFonts w:ascii="Georgia" w:hAnsi="Georgia"/>
-          <w:sz w:val="22"/>
-          <w:szCs w:val="22"/>
-        </w:rPr>
-        <w:t>scraping</w:t>
-      </w:r>
-      <w:r>
-        <w:rPr>
-          <w:rFonts w:ascii="Georgia" w:hAnsi="Georgia"/>
-          <w:sz w:val="22"/>
-          <w:szCs w:val="22"/>
-          <w:lang w:val="el-GR"/>
-        </w:rPr>
-        <w:t xml:space="preserve">  της σελίδας</w:t>
-      </w:r>
-      <w:r>
-        <w:rPr>
-          <w:rFonts w:ascii="Georgia" w:hAnsi="Georgia"/>
-          <w:sz w:val="22"/>
-          <w:szCs w:val="22"/>
-          <w:lang w:val="el-GR"/>
-        </w:rPr>
-        <w:t>.</w:t>
+        <w:rPr>
+          <w:rFonts w:ascii="Arial" w:hAnsi="Arial" w:cs="Arial"/>
+          <w:sz w:val="22"/>
+          <w:szCs w:val="22"/>
+          <w:lang w:val="el-GR"/>
+        </w:rPr>
+      </w:pPr>
+      <w:r>
+        <w:rPr>
+          <w:rFonts w:ascii="Arial" w:hAnsi="Arial" w:cs="Arial"/>
+          <w:b/>
+          <w:bCs/>
+          <w:sz w:val="22"/>
+          <w:szCs w:val="22"/>
+          <w:lang w:val="el-GR"/>
+        </w:rPr>
+        <w:t>Tkinter:</w:t>
+      </w:r>
+      <w:r>
+        <w:rPr>
+          <w:rFonts w:ascii="Arial" w:hAnsi="Arial" w:cs="Arial"/>
+          <w:sz w:val="22"/>
+          <w:szCs w:val="22"/>
+          <w:lang w:val="el-GR"/>
+        </w:rPr>
+        <w:t xml:space="preserve"> Βιβλιοθήκη για τον σχεδιασμό του γραφικού περιβάλλοντος, των πλαισίων ελέγχου, των πινάκων και των στοιχείων αλληλεπίδρασης με τον χρήστη.</w:t>
       </w:r>
     </w:p>
     <w:p>
@@ -1258,379 +929,799 @@
         <w:pStyle w:val="ListParagraph"/>
         <w:numPr>
           <w:ilvl w:val="0"/>
-          <w:numId w:val="2"/>
+          <w:numId w:val="1"/>
         </w:numPr>
-        <w:jc w:val="both"/>
-        <w:rPr>
-          <w:rFonts w:ascii="Georgia" w:hAnsi="Georgia"/>
-          <w:b/>
-          <w:bCs/>
-          <w:sz w:val="22"/>
-          <w:szCs w:val="22"/>
-          <w:lang w:val="el-GR"/>
-        </w:rPr>
-      </w:pPr>
-      <w:r>
-        <w:rPr>
-          <w:rFonts w:ascii="Georgia" w:hAnsi="Georgia"/>
-          <w:b/>
-          <w:bCs/>
-          <w:sz w:val="22"/>
-          <w:szCs w:val="22"/>
-        </w:rPr>
-        <w:t>Beautifulsoup</w:t>
-      </w:r>
-      <w:r>
-        <w:rPr>
-          <w:rFonts w:ascii="Georgia" w:hAnsi="Georgia"/>
-          <w:b/>
-          <w:bCs/>
-          <w:sz w:val="22"/>
-          <w:szCs w:val="22"/>
-          <w:lang w:val="el-GR"/>
-        </w:rPr>
-        <w:t>4:</w:t>
-      </w:r>
-      <w:r>
-        <w:rPr>
-          <w:rFonts w:ascii="Georgia" w:hAnsi="Georgia"/>
-          <w:sz w:val="22"/>
-          <w:szCs w:val="22"/>
-          <w:lang w:val="el-GR"/>
-        </w:rPr>
-        <w:t xml:space="preserve"> Βιβλιοθήκη για την ανάλυση των </w:t>
-      </w:r>
-      <w:r>
-        <w:rPr>
-          <w:rFonts w:ascii="Georgia" w:hAnsi="Georgia"/>
-          <w:sz w:val="22"/>
-          <w:szCs w:val="22"/>
-        </w:rPr>
-        <w:t>HTML</w:t>
-      </w:r>
-      <w:r>
-        <w:rPr>
-          <w:rFonts w:ascii="Georgia" w:hAnsi="Georgia"/>
-          <w:sz w:val="22"/>
-          <w:szCs w:val="22"/>
-          <w:lang w:val="el-GR"/>
-        </w:rPr>
-        <w:t xml:space="preserve"> εγγράφων.</w:t>
-      </w:r>
-      <w:r>
-        <w:rPr>
-          <w:rFonts w:ascii="Georgia" w:hAnsi="Georgia"/>
-          <w:sz w:val="22"/>
-          <w:szCs w:val="22"/>
-          <w:lang w:val="el-GR"/>
-        </w:rPr>
-        <w:t xml:space="preserve"> Την χρησιμοποιήσαμε για να εντοπίσουμε και να εξάγουμε τις πληροφορίες που μας ενδιέφεραν από την σελίδα (π.χ. τιμές, ονόματα, μεταβολές κλπ).</w:t>
+        <w:rPr>
+          <w:rFonts w:ascii="Arial" w:hAnsi="Arial" w:cs="Arial"/>
+          <w:sz w:val="22"/>
+          <w:szCs w:val="22"/>
+          <w:lang w:val="el-GR"/>
+        </w:rPr>
+      </w:pPr>
+      <w:r>
+        <w:rPr>
+          <w:rFonts w:ascii="Arial" w:hAnsi="Arial" w:cs="Arial"/>
+          <w:b/>
+          <w:bCs/>
+          <w:sz w:val="22"/>
+          <w:szCs w:val="22"/>
+          <w:lang w:val="el-GR"/>
+        </w:rPr>
+        <w:t>Matplotlib:</w:t>
+      </w:r>
+      <w:r>
+        <w:rPr>
+          <w:rFonts w:ascii="Arial" w:hAnsi="Arial" w:cs="Arial"/>
+          <w:sz w:val="22"/>
+          <w:szCs w:val="22"/>
+          <w:lang w:val="el-GR"/>
+        </w:rPr>
+        <w:t xml:space="preserve"> Χρησιμοποιήθηκε για την αναπαράσταση των στατιστικών δεδομένων της βάσης μαθημάτων σε οπτική μορφή, </w:t>
+      </w:r>
+      <w:r>
+        <w:rPr>
+          <w:rFonts w:ascii="Arial" w:hAnsi="Arial" w:cs="Arial"/>
+          <w:sz w:val="22"/>
+          <w:szCs w:val="22"/>
+          <w:lang w:val="el-GR"/>
+        </w:rPr>
+        <w:t xml:space="preserve">και προστέθηκε </w:t>
+      </w:r>
+      <w:r>
+        <w:rPr>
+          <w:rFonts w:ascii="Arial" w:hAnsi="Arial" w:cs="Arial"/>
+          <w:sz w:val="22"/>
+          <w:szCs w:val="22"/>
+          <w:lang w:val="el-GR"/>
+        </w:rPr>
+        <w:t>η αισθητική "Icy Dark".</w:t>
       </w:r>
     </w:p>
     <w:p>
       <w:pPr>
-        <w:pStyle w:val="ListParagraph"/>
-        <w:numPr>
-          <w:ilvl w:val="0"/>
-          <w:numId w:val="2"/>
-        </w:numPr>
-        <w:jc w:val="both"/>
-        <w:rPr>
-          <w:rFonts w:ascii="Georgia" w:hAnsi="Georgia"/>
-          <w:b/>
-          <w:bCs/>
-          <w:sz w:val="22"/>
-          <w:szCs w:val="22"/>
-          <w:lang w:val="el-GR"/>
-        </w:rPr>
-      </w:pPr>
-      <w:r>
-        <w:rPr>
-          <w:rFonts w:ascii="Georgia" w:hAnsi="Georgia"/>
-          <w:b/>
-          <w:bCs/>
-          <w:sz w:val="22"/>
-          <w:szCs w:val="22"/>
-        </w:rPr>
-        <w:t>Csv</w:t>
-      </w:r>
-      <w:r>
-        <w:rPr>
-          <w:rFonts w:ascii="Georgia" w:hAnsi="Georgia"/>
-          <w:b/>
-          <w:bCs/>
-          <w:sz w:val="22"/>
-          <w:szCs w:val="22"/>
-          <w:lang w:val="el-GR"/>
-        </w:rPr>
-        <w:t>:</w:t>
-      </w:r>
-      <w:r>
-        <w:rPr>
-          <w:rFonts w:ascii="Georgia" w:hAnsi="Georgia"/>
-          <w:sz w:val="22"/>
-          <w:szCs w:val="22"/>
-          <w:lang w:val="el-GR"/>
-        </w:rPr>
-        <w:t xml:space="preserve"> Το οποίο χειρίζεται αρχεία </w:t>
-      </w:r>
-      <w:r>
-        <w:rPr>
-          <w:rFonts w:ascii="Georgia" w:hAnsi="Georgia"/>
-          <w:sz w:val="22"/>
-          <w:szCs w:val="22"/>
-        </w:rPr>
-        <w:t>csv</w:t>
-      </w:r>
-      <w:r>
-        <w:rPr>
-          <w:rFonts w:ascii="Georgia" w:hAnsi="Georgia"/>
-          <w:sz w:val="22"/>
-          <w:szCs w:val="22"/>
-          <w:lang w:val="el-GR"/>
-        </w:rPr>
-        <w:t xml:space="preserve"> και την χρησιμοποιήσαμε για αποθήκευση και ανάγνωση των δεδομένων ωστέ να μπορούμε να τα επεξεργαστούμε.</w:t>
-      </w:r>
+        <w:rPr>
+          <w:rFonts w:ascii="Arial" w:hAnsi="Arial" w:cs="Arial"/>
+          <w:sz w:val="22"/>
+          <w:szCs w:val="22"/>
+        </w:rPr>
+      </w:pPr>
     </w:p>
     <w:p>
       <w:pPr>
-        <w:pStyle w:val="ListParagraph"/>
-        <w:numPr>
-          <w:ilvl w:val="0"/>
-          <w:numId w:val="2"/>
-        </w:numPr>
-        <w:jc w:val="both"/>
-        <w:rPr>
-          <w:rFonts w:ascii="Georgia" w:hAnsi="Georgia"/>
-          <w:b/>
-          <w:bCs/>
-          <w:sz w:val="22"/>
-          <w:szCs w:val="22"/>
-          <w:lang w:val="el-GR"/>
-        </w:rPr>
-      </w:pPr>
-      <w:r>
-        <w:rPr>
-          <w:rFonts w:ascii="Georgia" w:hAnsi="Georgia"/>
-          <w:b/>
-          <w:bCs/>
-          <w:sz w:val="22"/>
-          <w:szCs w:val="22"/>
-        </w:rPr>
-        <w:t>Tkinter</w:t>
-      </w:r>
-      <w:r>
-        <w:rPr>
-          <w:rFonts w:ascii="Georgia" w:hAnsi="Georgia"/>
-          <w:b/>
-          <w:bCs/>
-          <w:sz w:val="22"/>
-          <w:szCs w:val="22"/>
-          <w:lang w:val="el-GR"/>
-        </w:rPr>
-        <w:t>:</w:t>
-      </w:r>
-      <w:r>
-        <w:rPr>
-          <w:rFonts w:ascii="Georgia" w:hAnsi="Georgia"/>
-          <w:sz w:val="22"/>
-          <w:szCs w:val="22"/>
-          <w:lang w:val="el-GR"/>
-        </w:rPr>
-        <w:t xml:space="preserve"> Αυτη η βιβλιοθήκη μας βοήθησε για να φτιάξουμε το παράθυρο εφαρμογής, τα κουμπιά, το πεδίο κειμένου και το </w:t>
-      </w:r>
-      <w:r>
-        <w:rPr>
-          <w:rFonts w:ascii="Georgia" w:hAnsi="Georgia"/>
-          <w:sz w:val="22"/>
-          <w:szCs w:val="22"/>
-        </w:rPr>
-        <w:t>chatbox</w:t>
-      </w:r>
-      <w:r>
-        <w:rPr>
-          <w:rFonts w:ascii="Georgia" w:hAnsi="Georgia"/>
-          <w:sz w:val="22"/>
-          <w:szCs w:val="22"/>
-          <w:lang w:val="el-GR"/>
-        </w:rPr>
-        <w:t>.</w:t>
-      </w:r>
-      <w:r>
-        <w:rPr>
-          <w:rFonts w:ascii="Georgia" w:hAnsi="Georgia"/>
-          <w:sz w:val="22"/>
-          <w:szCs w:val="22"/>
-          <w:lang w:val="el-GR"/>
-        </w:rPr>
-        <w:t xml:space="preserve"> Και με το </w:t>
-      </w:r>
-      <w:r>
-        <w:rPr>
-          <w:rFonts w:ascii="Georgia" w:hAnsi="Georgia"/>
-          <w:sz w:val="22"/>
-          <w:szCs w:val="22"/>
-        </w:rPr>
-        <w:t>tkinter</w:t>
-      </w:r>
-      <w:r>
-        <w:rPr>
-          <w:rFonts w:ascii="Georgia" w:hAnsi="Georgia"/>
-          <w:sz w:val="22"/>
-          <w:szCs w:val="22"/>
-          <w:lang w:val="el-GR"/>
-        </w:rPr>
-        <w:t>.</w:t>
-      </w:r>
-      <w:r>
-        <w:rPr>
-          <w:rFonts w:ascii="Georgia" w:hAnsi="Georgia"/>
-          <w:sz w:val="22"/>
-          <w:szCs w:val="22"/>
-        </w:rPr>
-        <w:t>ttk</w:t>
-      </w:r>
-      <w:r>
-        <w:rPr>
-          <w:rFonts w:ascii="Georgia" w:hAnsi="Georgia"/>
-          <w:sz w:val="22"/>
-          <w:szCs w:val="22"/>
-          <w:lang w:val="el-GR"/>
-        </w:rPr>
-        <w:t xml:space="preserve"> φτιάξαμε την </w:t>
-      </w:r>
-      <w:r>
-        <w:rPr>
-          <w:rFonts w:ascii="Georgia" w:hAnsi="Georgia"/>
-          <w:sz w:val="22"/>
-          <w:szCs w:val="22"/>
-        </w:rPr>
-        <w:t>drop</w:t>
-      </w:r>
-      <w:r>
-        <w:rPr>
-          <w:rFonts w:ascii="Georgia" w:hAnsi="Georgia"/>
-          <w:sz w:val="22"/>
-          <w:szCs w:val="22"/>
-          <w:lang w:val="el-GR"/>
-        </w:rPr>
-        <w:t>-</w:t>
-      </w:r>
-      <w:r>
-        <w:rPr>
-          <w:rFonts w:ascii="Georgia" w:hAnsi="Georgia"/>
-          <w:sz w:val="22"/>
-          <w:szCs w:val="22"/>
-        </w:rPr>
-        <w:t>down</w:t>
-      </w:r>
-      <w:r>
-        <w:rPr>
-          <w:rFonts w:ascii="Georgia" w:hAnsi="Georgia"/>
-          <w:sz w:val="22"/>
-          <w:szCs w:val="22"/>
-          <w:lang w:val="el-GR"/>
-        </w:rPr>
-        <w:t xml:space="preserve"> λίστα για την επιλογή του νομίσματος.</w:t>
-      </w:r>
+        <w:rPr>
+          <w:rFonts w:ascii="Arial" w:hAnsi="Arial" w:cs="Arial"/>
+          <w:sz w:val="22"/>
+          <w:szCs w:val="22"/>
+        </w:rPr>
+      </w:pPr>
     </w:p>
     <w:p>
       <w:pPr>
-        <w:pStyle w:val="ListParagraph"/>
-        <w:numPr>
-          <w:ilvl w:val="0"/>
-          <w:numId w:val="2"/>
-        </w:numPr>
-        <w:jc w:val="both"/>
-        <w:rPr>
-          <w:rFonts w:ascii="Georgia" w:hAnsi="Georgia"/>
-          <w:b/>
-          <w:bCs/>
-          <w:sz w:val="22"/>
-          <w:szCs w:val="22"/>
-          <w:lang w:val="el-GR"/>
-        </w:rPr>
-      </w:pPr>
-      <w:r>
-        <w:rPr>
-          <w:rFonts w:ascii="Georgia" w:hAnsi="Georgia"/>
-          <w:b/>
-          <w:bCs/>
-          <w:sz w:val="22"/>
-          <w:szCs w:val="22"/>
-        </w:rPr>
-        <w:t>Matplotlib</w:t>
-      </w:r>
-      <w:r>
-        <w:rPr>
-          <w:rFonts w:ascii="Georgia" w:hAnsi="Georgia"/>
-          <w:b/>
-          <w:bCs/>
-          <w:sz w:val="22"/>
-          <w:szCs w:val="22"/>
+        <w:rPr>
+          <w:rFonts w:ascii="Arial" w:hAnsi="Arial" w:cs="Arial"/>
+          <w:sz w:val="22"/>
+          <w:szCs w:val="22"/>
+        </w:rPr>
+      </w:pPr>
+    </w:p>
+    <w:p>
+      <w:pPr>
+        <w:rPr>
+          <w:rFonts w:ascii="Arial" w:hAnsi="Arial" w:cs="Arial"/>
+          <w:sz w:val="22"/>
+          <w:szCs w:val="22"/>
+        </w:rPr>
+      </w:pPr>
+      <w:r>
+        <w:rPr>
+          <w:rFonts w:ascii="Arial" w:hAnsi="Arial" w:cs="Arial"/>
+          <w:b/>
+          <w:bCs/>
+          <w:sz w:val="36"/>
+          <w:szCs w:val="36"/>
+          <w:lang w:val="el-GR"/>
+        </w:rPr>
+        <w:lastRenderedPageBreak/>
+        <w:t xml:space="preserve">Ανοίγοντας το </w:t>
+      </w:r>
+      <w:r>
+        <w:rPr>
+          <w:rFonts w:ascii="Arial" w:hAnsi="Arial" w:cs="Arial"/>
+          <w:b/>
+          <w:bCs/>
+          <w:sz w:val="36"/>
+          <w:szCs w:val="36"/>
+        </w:rPr>
+        <w:t>course-manager.py</w:t>
+      </w:r>
+    </w:p>
+    <w:p>
+      <w:pPr>
+        <w:rPr>
+          <w:rFonts w:ascii="Arial" w:hAnsi="Arial" w:cs="Arial"/>
+          <w:sz w:val="22"/>
+          <w:szCs w:val="22"/>
+        </w:rPr>
+      </w:pPr>
+      <w:r>
+        <w:rPr>
+          <w:rFonts w:ascii="Arial" w:hAnsi="Arial" w:cs="Arial"/>
+          <w:sz w:val="22"/>
+          <w:szCs w:val="22"/>
+        </w:rPr>
+        <w:drawing>
+          <wp:inline distT="0" distB="0" distL="0" distR="0" wp14:anchorId="3D26B949" wp14:editId="5AA509A1">
+            <wp:extent cx="5943600" cy="3761740"/>
+            <wp:effectExtent l="0" t="0" r="0" b="0"/>
+            <wp:docPr id="301476778" name="Picture 1"/>
+            <wp:cNvGraphicFramePr>
+              <a:graphicFrameLocks xmlns:a="http://schemas.openxmlformats.org/drawingml/2006/main" noChangeAspect="1"/>
+            </wp:cNvGraphicFramePr>
+            <a:graphic xmlns:a="http://schemas.openxmlformats.org/drawingml/2006/main">
+              <a:graphicData uri="http://schemas.openxmlformats.org/drawingml/2006/picture">
+                <pic:pic xmlns:pic="http://schemas.openxmlformats.org/drawingml/2006/picture">
+                  <pic:nvPicPr>
+                    <pic:cNvPr id="301476778" name=""/>
+                    <pic:cNvPicPr/>
+                  </pic:nvPicPr>
+                  <pic:blipFill>
+                    <a:blip r:embed="rId5"/>
+                    <a:stretch>
+                      <a:fillRect/>
+                    </a:stretch>
+                  </pic:blipFill>
+                  <pic:spPr>
+                    <a:xfrm>
+                      <a:off x="0" y="0"/>
+                      <a:ext cx="5943600" cy="3761740"/>
+                    </a:xfrm>
+                    <a:prstGeom prst="rect">
+                      <a:avLst/>
+                    </a:prstGeom>
+                  </pic:spPr>
+                </pic:pic>
+              </a:graphicData>
+            </a:graphic>
+          </wp:inline>
+        </w:drawing>
+      </w:r>
+    </w:p>
+    <w:p>
+      <w:pPr>
+        <w:rPr>
+          <w:rFonts w:ascii="Arial" w:hAnsi="Arial" w:cs="Arial"/>
+          <w:sz w:val="22"/>
+          <w:szCs w:val="22"/>
+          <w:lang w:val="el-GR"/>
+        </w:rPr>
+      </w:pPr>
+      <w:r>
+        <w:rPr>
+          <w:rFonts w:ascii="Arial" w:hAnsi="Arial" w:cs="Arial"/>
+          <w:b/>
+          <w:bCs/>
+          <w:sz w:val="36"/>
+          <w:szCs w:val="36"/>
+          <w:lang w:val="el-GR"/>
+        </w:rPr>
+        <w:t xml:space="preserve">Μόλις πατήσουμε το κουμπί χειροκίνητου </w:t>
+      </w:r>
+      <w:r>
+        <w:rPr>
+          <w:rFonts w:ascii="Arial" w:hAnsi="Arial" w:cs="Arial"/>
+          <w:b/>
+          <w:bCs/>
+          <w:sz w:val="36"/>
+          <w:szCs w:val="36"/>
+        </w:rPr>
+        <w:t>scraping</w:t>
+      </w:r>
+      <w:r>
+        <w:rPr>
+          <w:rFonts w:ascii="Arial" w:hAnsi="Arial" w:cs="Arial"/>
+          <w:b/>
+          <w:bCs/>
+          <w:sz w:val="36"/>
+          <w:szCs w:val="36"/>
           <w:lang w:val="el-GR"/>
         </w:rPr>
         <w:t>:</w:t>
       </w:r>
-      <w:r>
-        <w:rPr>
-          <w:rFonts w:ascii="Georgia" w:hAnsi="Georgia"/>
-          <w:sz w:val="22"/>
-          <w:szCs w:val="22"/>
-          <w:lang w:val="el-GR"/>
-        </w:rPr>
-        <w:t xml:space="preserve"> Χρησιμοποιήσαμε αυτή την βιβλιοθήκη για τα γραφήματα και την αναπαράσταση των δεδομένων. Την χρησιμοποιήσαμε για να φτιάξουμε το </w:t>
-      </w:r>
-      <w:r>
-        <w:rPr>
-          <w:rFonts w:ascii="Georgia" w:hAnsi="Georgia"/>
-          <w:sz w:val="22"/>
-          <w:szCs w:val="22"/>
+    </w:p>
+    <w:p>
+      <w:pPr>
+        <w:rPr>
+          <w:rFonts w:ascii="Arial" w:hAnsi="Arial" w:cs="Arial"/>
+          <w:sz w:val="22"/>
+          <w:szCs w:val="22"/>
+        </w:rPr>
+      </w:pPr>
+      <w:r>
+        <w:rPr>
+          <w:rFonts w:ascii="Arial" w:hAnsi="Arial" w:cs="Arial"/>
+          <w:sz w:val="22"/>
+          <w:szCs w:val="22"/>
+        </w:rPr>
+        <w:drawing>
+          <wp:inline distT="0" distB="0" distL="0" distR="0" wp14:anchorId="2944C081" wp14:editId="0235EB31">
+            <wp:extent cx="5943600" cy="1010920"/>
+            <wp:effectExtent l="0" t="0" r="0" b="0"/>
+            <wp:docPr id="1244093770" name="Picture 1"/>
+            <wp:cNvGraphicFramePr>
+              <a:graphicFrameLocks xmlns:a="http://schemas.openxmlformats.org/drawingml/2006/main" noChangeAspect="1"/>
+            </wp:cNvGraphicFramePr>
+            <a:graphic xmlns:a="http://schemas.openxmlformats.org/drawingml/2006/main">
+              <a:graphicData uri="http://schemas.openxmlformats.org/drawingml/2006/picture">
+                <pic:pic xmlns:pic="http://schemas.openxmlformats.org/drawingml/2006/picture">
+                  <pic:nvPicPr>
+                    <pic:cNvPr id="1244093770" name=""/>
+                    <pic:cNvPicPr/>
+                  </pic:nvPicPr>
+                  <pic:blipFill>
+                    <a:blip r:embed="rId6"/>
+                    <a:stretch>
+                      <a:fillRect/>
+                    </a:stretch>
+                  </pic:blipFill>
+                  <pic:spPr>
+                    <a:xfrm>
+                      <a:off x="0" y="0"/>
+                      <a:ext cx="5943600" cy="1010920"/>
+                    </a:xfrm>
+                    <a:prstGeom prst="rect">
+                      <a:avLst/>
+                    </a:prstGeom>
+                  </pic:spPr>
+                </pic:pic>
+              </a:graphicData>
+            </a:graphic>
+          </wp:inline>
+        </w:drawing>
+      </w:r>
+    </w:p>
+    <w:p>
+      <w:pPr>
+        <w:rPr>
+          <w:rFonts w:ascii="Arial" w:hAnsi="Arial" w:cs="Arial"/>
+          <w:sz w:val="22"/>
+          <w:szCs w:val="22"/>
+          <w:lang w:val="el-GR"/>
+        </w:rPr>
+      </w:pPr>
+      <w:r>
+        <w:rPr>
+          <w:rFonts w:ascii="Arial" w:hAnsi="Arial" w:cs="Arial"/>
+          <w:b/>
+          <w:bCs/>
+          <w:sz w:val="36"/>
+          <w:szCs w:val="36"/>
+        </w:rPr>
+        <w:t xml:space="preserve">Response </w:t>
+      </w:r>
+      <w:r>
+        <w:rPr>
+          <w:rFonts w:ascii="Arial" w:hAnsi="Arial" w:cs="Arial"/>
+          <w:b/>
+          <w:bCs/>
+          <w:sz w:val="36"/>
+          <w:szCs w:val="36"/>
+          <w:lang w:val="el-GR"/>
+        </w:rPr>
+        <w:t>από το πρόγραμμα:</w:t>
+      </w:r>
+    </w:p>
+    <w:p>
+      <w:pPr>
+        <w:rPr>
+          <w:rFonts w:ascii="Arial" w:hAnsi="Arial" w:cs="Arial"/>
+          <w:sz w:val="22"/>
+          <w:szCs w:val="22"/>
+          <w:lang w:val="el-GR"/>
+        </w:rPr>
+      </w:pPr>
+      <w:r>
+        <w:rPr>
+          <w:rFonts w:ascii="Arial" w:hAnsi="Arial" w:cs="Arial"/>
+          <w:sz w:val="22"/>
+          <w:szCs w:val="22"/>
+        </w:rPr>
+        <w:drawing>
+          <wp:inline distT="0" distB="0" distL="0" distR="0" wp14:anchorId="7427B136" wp14:editId="334513F3">
+            <wp:extent cx="4619625" cy="1903102"/>
+            <wp:effectExtent l="0" t="0" r="0" b="1905"/>
+            <wp:docPr id="1045338712" name="Picture 1"/>
+            <wp:cNvGraphicFramePr>
+              <a:graphicFrameLocks xmlns:a="http://schemas.openxmlformats.org/drawingml/2006/main" noChangeAspect="1"/>
+            </wp:cNvGraphicFramePr>
+            <a:graphic xmlns:a="http://schemas.openxmlformats.org/drawingml/2006/main">
+              <a:graphicData uri="http://schemas.openxmlformats.org/drawingml/2006/picture">
+                <pic:pic xmlns:pic="http://schemas.openxmlformats.org/drawingml/2006/picture">
+                  <pic:nvPicPr>
+                    <pic:cNvPr id="1045338712" name=""/>
+                    <pic:cNvPicPr/>
+                  </pic:nvPicPr>
+                  <pic:blipFill>
+                    <a:blip r:embed="rId7"/>
+                    <a:stretch>
+                      <a:fillRect/>
+                    </a:stretch>
+                  </pic:blipFill>
+                  <pic:spPr>
+                    <a:xfrm>
+                      <a:off x="0" y="0"/>
+                      <a:ext cx="4622176" cy="1904153"/>
+                    </a:xfrm>
+                    <a:prstGeom prst="rect">
+                      <a:avLst/>
+                    </a:prstGeom>
+                  </pic:spPr>
+                </pic:pic>
+              </a:graphicData>
+            </a:graphic>
+          </wp:inline>
+        </w:drawing>
+      </w:r>
+    </w:p>
+    <w:p>
+      <w:pPr>
+        <w:rPr>
+          <w:rFonts w:ascii="Arial" w:hAnsi="Arial" w:cs="Arial"/>
+          <w:sz w:val="22"/>
+          <w:szCs w:val="22"/>
+          <w:lang w:val="el-GR"/>
+        </w:rPr>
+      </w:pPr>
+      <w:r>
+        <w:rPr>
+          <w:rFonts w:ascii="Arial" w:hAnsi="Arial" w:cs="Arial"/>
+          <w:b/>
+          <w:bCs/>
+          <w:sz w:val="36"/>
+          <w:szCs w:val="36"/>
+          <w:lang w:val="el-GR"/>
+        </w:rPr>
+        <w:lastRenderedPageBreak/>
+        <w:t>Στατιστική ανάλυση:</w:t>
+      </w:r>
+      <w:r>
+        <w:rPr>
+          <w:rFonts w:ascii="Arial" w:hAnsi="Arial" w:cs="Arial"/>
+          <w:b/>
+          <w:bCs/>
+          <w:sz w:val="36"/>
+          <w:szCs w:val="36"/>
+          <w:lang w:val="el-GR"/>
+        </w:rPr>
+        <w:t xml:space="preserve"> (</w:t>
+      </w:r>
+      <w:r>
+        <w:rPr>
+          <w:rFonts w:ascii="Arial" w:hAnsi="Arial" w:cs="Arial"/>
+          <w:b/>
+          <w:bCs/>
+          <w:sz w:val="36"/>
+          <w:szCs w:val="36"/>
         </w:rPr>
         <w:t>bar</w:t>
       </w:r>
       <w:r>
         <w:rPr>
-          <w:rFonts w:ascii="Georgia" w:hAnsi="Georgia"/>
-          <w:sz w:val="22"/>
-          <w:szCs w:val="22"/>
+          <w:rFonts w:ascii="Arial" w:hAnsi="Arial" w:cs="Arial"/>
+          <w:b/>
+          <w:bCs/>
+          <w:sz w:val="36"/>
+          <w:szCs w:val="36"/>
+          <w:lang w:val="el-GR"/>
+        </w:rPr>
+        <w:t xml:space="preserve"> – </w:t>
+      </w:r>
+      <w:r>
+        <w:rPr>
+          <w:rFonts w:ascii="Arial" w:hAnsi="Arial" w:cs="Arial"/>
+          <w:b/>
+          <w:bCs/>
+          <w:sz w:val="36"/>
+          <w:szCs w:val="36"/>
+        </w:rPr>
+        <w:t>pie</w:t>
+      </w:r>
+      <w:r>
+        <w:rPr>
+          <w:rFonts w:ascii="Arial" w:hAnsi="Arial" w:cs="Arial"/>
+          <w:b/>
+          <w:bCs/>
+          <w:sz w:val="36"/>
+          <w:szCs w:val="36"/>
+          <w:lang w:val="el-GR"/>
+        </w:rPr>
+        <w:t xml:space="preserve"> – </w:t>
+      </w:r>
+      <w:proofErr w:type="spellStart"/>
+      <w:r>
+        <w:rPr>
+          <w:rFonts w:ascii="Arial" w:hAnsi="Arial" w:cs="Arial"/>
+          <w:b/>
+          <w:bCs/>
+          <w:sz w:val="36"/>
+          <w:szCs w:val="36"/>
+          <w:lang w:val="el-GR"/>
+        </w:rPr>
+        <w:t>συσσχέτιση</w:t>
+      </w:r>
+      <w:proofErr w:type="spellEnd"/>
+      <w:r>
+        <w:rPr>
+          <w:rFonts w:ascii="Arial" w:hAnsi="Arial" w:cs="Arial"/>
+          <w:b/>
+          <w:bCs/>
+          <w:sz w:val="36"/>
+          <w:szCs w:val="36"/>
+          <w:lang w:val="el-GR"/>
+        </w:rPr>
+        <w:t xml:space="preserve"> κόστους)</w:t>
+      </w:r>
+    </w:p>
+    <w:p>
+      <w:pPr>
+        <w:rPr>
+          <w:rFonts w:ascii="Arial" w:hAnsi="Arial" w:cs="Arial"/>
+          <w:sz w:val="22"/>
+          <w:szCs w:val="22"/>
+          <w:lang w:val="el-GR"/>
+        </w:rPr>
+      </w:pPr>
+      <w:r>
+        <w:rPr>
+          <w:rFonts w:ascii="Arial" w:hAnsi="Arial" w:cs="Arial"/>
+          <w:sz w:val="22"/>
+          <w:szCs w:val="22"/>
+          <w:lang w:val="el-GR"/>
+        </w:rPr>
+        <w:drawing>
+          <wp:inline distT="0" distB="0" distL="0" distR="0" wp14:anchorId="68E24393" wp14:editId="1C2E113F">
+            <wp:extent cx="3962400" cy="2371513"/>
+            <wp:effectExtent l="0" t="0" r="0" b="0"/>
+            <wp:docPr id="1926036851" name="Picture 1"/>
+            <wp:cNvGraphicFramePr>
+              <a:graphicFrameLocks xmlns:a="http://schemas.openxmlformats.org/drawingml/2006/main" noChangeAspect="1"/>
+            </wp:cNvGraphicFramePr>
+            <a:graphic xmlns:a="http://schemas.openxmlformats.org/drawingml/2006/main">
+              <a:graphicData uri="http://schemas.openxmlformats.org/drawingml/2006/picture">
+                <pic:pic xmlns:pic="http://schemas.openxmlformats.org/drawingml/2006/picture">
+                  <pic:nvPicPr>
+                    <pic:cNvPr id="1926036851" name=""/>
+                    <pic:cNvPicPr/>
+                  </pic:nvPicPr>
+                  <pic:blipFill>
+                    <a:blip r:embed="rId8"/>
+                    <a:stretch>
+                      <a:fillRect/>
+                    </a:stretch>
+                  </pic:blipFill>
+                  <pic:spPr>
+                    <a:xfrm>
+                      <a:off x="0" y="0"/>
+                      <a:ext cx="3964803" cy="2372951"/>
+                    </a:xfrm>
+                    <a:prstGeom prst="rect">
+                      <a:avLst/>
+                    </a:prstGeom>
+                  </pic:spPr>
+                </pic:pic>
+              </a:graphicData>
+            </a:graphic>
+          </wp:inline>
+        </w:drawing>
+      </w:r>
+    </w:p>
+    <w:p>
+      <w:pPr>
+        <w:rPr>
+          <w:rFonts w:ascii="Arial" w:hAnsi="Arial" w:cs="Arial"/>
+          <w:sz w:val="22"/>
+          <w:szCs w:val="22"/>
+          <w:lang w:val="el-GR"/>
+        </w:rPr>
+      </w:pPr>
+      <w:r>
+        <w:rPr>
+          <w:rFonts w:ascii="Arial" w:hAnsi="Arial" w:cs="Arial"/>
+          <w:b/>
+          <w:bCs/>
+          <w:sz w:val="36"/>
+          <w:szCs w:val="36"/>
+        </w:rPr>
+        <w:t>Recommended</w:t>
+      </w:r>
+      <w:r>
+        <w:rPr>
+          <w:rFonts w:ascii="Arial" w:hAnsi="Arial" w:cs="Arial"/>
+          <w:b/>
+          <w:bCs/>
+          <w:sz w:val="36"/>
+          <w:szCs w:val="36"/>
           <w:lang w:val="el-GR"/>
         </w:rPr>
         <w:t xml:space="preserve"> </w:t>
       </w:r>
       <w:r>
         <w:rPr>
-          <w:rFonts w:ascii="Georgia" w:hAnsi="Georgia"/>
-          <w:sz w:val="22"/>
-          <w:szCs w:val="22"/>
-        </w:rPr>
-        <w:t>chart</w:t>
-      </w:r>
-      <w:r>
-        <w:rPr>
-          <w:rFonts w:ascii="Georgia" w:hAnsi="Georgia"/>
-          <w:sz w:val="22"/>
-          <w:szCs w:val="22"/>
-          <w:lang w:val="el-GR"/>
-        </w:rPr>
-        <w:t xml:space="preserve"> το οποίο εμφανίζει τις τιμές των κρυπτονομισμάτωναπο το </w:t>
-      </w:r>
-      <w:r>
-        <w:rPr>
-          <w:rFonts w:ascii="Georgia" w:hAnsi="Georgia"/>
-          <w:sz w:val="22"/>
-          <w:szCs w:val="22"/>
+          <w:rFonts w:ascii="Arial" w:hAnsi="Arial" w:cs="Arial"/>
+          <w:b/>
+          <w:bCs/>
+          <w:sz w:val="36"/>
+          <w:szCs w:val="36"/>
+        </w:rPr>
+        <w:t>courses</w:t>
+      </w:r>
+      <w:r>
+        <w:rPr>
+          <w:rFonts w:ascii="Arial" w:hAnsi="Arial" w:cs="Arial"/>
+          <w:b/>
+          <w:bCs/>
+          <w:sz w:val="36"/>
+          <w:szCs w:val="36"/>
+          <w:lang w:val="el-GR"/>
+        </w:rPr>
+        <w:t xml:space="preserve"> </w:t>
+      </w:r>
+      <w:r>
+        <w:rPr>
+          <w:rFonts w:ascii="Arial" w:hAnsi="Arial" w:cs="Arial"/>
+          <w:b/>
+          <w:bCs/>
+          <w:sz w:val="36"/>
+          <w:szCs w:val="36"/>
+          <w:lang w:val="el-GR"/>
+        </w:rPr>
+        <w:t>βασισμένα</w:t>
+      </w:r>
+      <w:r>
+        <w:rPr>
+          <w:rFonts w:ascii="Arial" w:hAnsi="Arial" w:cs="Arial"/>
+          <w:b/>
+          <w:bCs/>
+          <w:sz w:val="36"/>
+          <w:szCs w:val="36"/>
+          <w:lang w:val="el-GR"/>
+        </w:rPr>
+        <w:t xml:space="preserve"> </w:t>
+      </w:r>
+      <w:r>
+        <w:rPr>
+          <w:rFonts w:ascii="Arial" w:hAnsi="Arial" w:cs="Arial"/>
+          <w:b/>
+          <w:bCs/>
+          <w:sz w:val="36"/>
+          <w:szCs w:val="36"/>
+          <w:lang w:val="el-GR"/>
+        </w:rPr>
+        <w:t>στις</w:t>
+      </w:r>
+      <w:r>
+        <w:rPr>
+          <w:rFonts w:ascii="Arial" w:hAnsi="Arial" w:cs="Arial"/>
+          <w:b/>
+          <w:bCs/>
+          <w:sz w:val="36"/>
+          <w:szCs w:val="36"/>
+          <w:lang w:val="el-GR"/>
+        </w:rPr>
+        <w:t xml:space="preserve"> </w:t>
+      </w:r>
+      <w:r>
+        <w:rPr>
+          <w:rFonts w:ascii="Arial" w:hAnsi="Arial" w:cs="Arial"/>
+          <w:b/>
+          <w:bCs/>
+          <w:sz w:val="36"/>
+          <w:szCs w:val="36"/>
+          <w:lang w:val="el-GR"/>
+        </w:rPr>
+        <w:t>ανάγκες μας</w:t>
+      </w:r>
+    </w:p>
+    <w:p>
+      <w:pPr>
+        <w:rPr>
+          <w:rFonts w:ascii="Arial" w:hAnsi="Arial" w:cs="Arial"/>
+          <w:sz w:val="22"/>
+          <w:szCs w:val="22"/>
+          <w:lang w:val="el-GR"/>
+        </w:rPr>
+      </w:pPr>
+      <w:r>
+        <w:rPr>
+          <w:rFonts w:ascii="Arial" w:hAnsi="Arial" w:cs="Arial"/>
+          <w:sz w:val="22"/>
+          <w:szCs w:val="22"/>
+          <w:lang w:val="el-GR"/>
+        </w:rPr>
+        <w:drawing>
+          <wp:inline distT="0" distB="0" distL="0" distR="0" wp14:anchorId="1A5E260B" wp14:editId="79AA54E2">
+            <wp:extent cx="5943600" cy="1412240"/>
+            <wp:effectExtent l="0" t="0" r="0" b="0"/>
+            <wp:docPr id="1746108001" name="Picture 1"/>
+            <wp:cNvGraphicFramePr>
+              <a:graphicFrameLocks xmlns:a="http://schemas.openxmlformats.org/drawingml/2006/main" noChangeAspect="1"/>
+            </wp:cNvGraphicFramePr>
+            <a:graphic xmlns:a="http://schemas.openxmlformats.org/drawingml/2006/main">
+              <a:graphicData uri="http://schemas.openxmlformats.org/drawingml/2006/picture">
+                <pic:pic xmlns:pic="http://schemas.openxmlformats.org/drawingml/2006/picture">
+                  <pic:nvPicPr>
+                    <pic:cNvPr id="1746108001" name=""/>
+                    <pic:cNvPicPr/>
+                  </pic:nvPicPr>
+                  <pic:blipFill>
+                    <a:blip r:embed="rId9"/>
+                    <a:stretch>
+                      <a:fillRect/>
+                    </a:stretch>
+                  </pic:blipFill>
+                  <pic:spPr>
+                    <a:xfrm>
+                      <a:off x="0" y="0"/>
+                      <a:ext cx="5943600" cy="1412240"/>
+                    </a:xfrm>
+                    <a:prstGeom prst="rect">
+                      <a:avLst/>
+                    </a:prstGeom>
+                  </pic:spPr>
+                </pic:pic>
+              </a:graphicData>
+            </a:graphic>
+          </wp:inline>
+        </w:drawing>
+      </w:r>
+    </w:p>
+    <w:p>
+      <w:pPr>
+        <w:rPr>
+          <w:rFonts w:ascii="Arial" w:hAnsi="Arial" w:cs="Arial"/>
+          <w:sz w:val="22"/>
+          <w:szCs w:val="22"/>
+          <w:lang w:val="el-GR"/>
+        </w:rPr>
+      </w:pPr>
+    </w:p>
+    <w:p>
+      <w:pPr>
+        <w:rPr>
+          <w:rFonts w:ascii="Arial" w:hAnsi="Arial" w:cs="Arial"/>
+          <w:b/>
+          <w:bCs/>
+          <w:sz w:val="36"/>
+          <w:szCs w:val="36"/>
+          <w:lang w:val="el-GR"/>
+        </w:rPr>
+      </w:pPr>
+      <w:r>
+        <w:rPr>
+          <w:rFonts w:ascii="Arial" w:hAnsi="Arial" w:cs="Arial"/>
+          <w:b/>
+          <w:bCs/>
+          <w:sz w:val="36"/>
+          <w:szCs w:val="36"/>
+        </w:rPr>
+        <w:t>Append</w:t>
+      </w:r>
+      <w:r>
+        <w:rPr>
+          <w:rFonts w:ascii="Arial" w:hAnsi="Arial" w:cs="Arial"/>
+          <w:b/>
+          <w:bCs/>
+          <w:sz w:val="36"/>
+          <w:szCs w:val="36"/>
+          <w:lang w:val="el-GR"/>
+        </w:rPr>
+        <w:t xml:space="preserve"> </w:t>
+      </w:r>
+      <w:r>
+        <w:rPr>
+          <w:rFonts w:ascii="Arial" w:hAnsi="Arial" w:cs="Arial"/>
+          <w:b/>
+          <w:bCs/>
+          <w:sz w:val="36"/>
+          <w:szCs w:val="36"/>
+          <w:lang w:val="el-GR"/>
+        </w:rPr>
+        <w:t xml:space="preserve">σε νέο </w:t>
+      </w:r>
+      <w:r>
+        <w:rPr>
+          <w:rFonts w:ascii="Arial" w:hAnsi="Arial" w:cs="Arial"/>
+          <w:b/>
+          <w:bCs/>
+          <w:sz w:val="36"/>
+          <w:szCs w:val="36"/>
+          <w:lang w:val="el-GR"/>
+        </w:rPr>
+        <w:t>.</w:t>
+      </w:r>
+      <w:r>
+        <w:rPr>
+          <w:rFonts w:ascii="Arial" w:hAnsi="Arial" w:cs="Arial"/>
+          <w:b/>
+          <w:bCs/>
+          <w:sz w:val="36"/>
+          <w:szCs w:val="36"/>
         </w:rPr>
         <w:t>csv</w:t>
       </w:r>
       <w:r>
         <w:rPr>
-          <w:rFonts w:ascii="Georgia" w:hAnsi="Georgia"/>
-          <w:sz w:val="22"/>
-          <w:szCs w:val="22"/>
-          <w:lang w:val="el-GR"/>
-        </w:rPr>
-        <w:t>.</w:t>
+          <w:rFonts w:ascii="Arial" w:hAnsi="Arial" w:cs="Arial"/>
+          <w:b/>
+          <w:bCs/>
+          <w:sz w:val="36"/>
+          <w:szCs w:val="36"/>
+          <w:lang w:val="el-GR"/>
+        </w:rPr>
+        <w:t xml:space="preserve"> </w:t>
+      </w:r>
+      <w:r>
+        <w:rPr>
+          <w:rFonts w:ascii="Arial" w:hAnsi="Arial" w:cs="Arial"/>
+          <w:b/>
+          <w:bCs/>
+          <w:sz w:val="36"/>
+          <w:szCs w:val="36"/>
+          <w:lang w:val="el-GR"/>
+        </w:rPr>
+        <w:t>αρχείο</w:t>
+      </w:r>
+    </w:p>
+    <w:p>
+      <w:pPr>
+        <w:rPr>
+          <w:rFonts w:ascii="Arial" w:hAnsi="Arial" w:cs="Arial"/>
+          <w:sz w:val="22"/>
+          <w:szCs w:val="22"/>
+          <w:lang w:val="el-GR"/>
+        </w:rPr>
+      </w:pPr>
+      <w:r>
+        <w:rPr>
+          <w:rFonts w:ascii="Arial" w:hAnsi="Arial" w:cs="Arial"/>
+          <w:sz w:val="22"/>
+          <w:szCs w:val="22"/>
+          <w:lang w:val="el-GR"/>
+        </w:rPr>
+        <w:drawing>
+          <wp:inline distT="0" distB="0" distL="0" distR="0" wp14:anchorId="1653C6E7" wp14:editId="5F3CD668">
+            <wp:extent cx="3810000" cy="2671071"/>
+            <wp:effectExtent l="0" t="0" r="0" b="0"/>
+            <wp:docPr id="121860654" name="Picture 1"/>
+            <wp:cNvGraphicFramePr>
+              <a:graphicFrameLocks xmlns:a="http://schemas.openxmlformats.org/drawingml/2006/main" noChangeAspect="1"/>
+            </wp:cNvGraphicFramePr>
+            <a:graphic xmlns:a="http://schemas.openxmlformats.org/drawingml/2006/main">
+              <a:graphicData uri="http://schemas.openxmlformats.org/drawingml/2006/picture">
+                <pic:pic xmlns:pic="http://schemas.openxmlformats.org/drawingml/2006/picture">
+                  <pic:nvPicPr>
+                    <pic:cNvPr id="121860654" name=""/>
+                    <pic:cNvPicPr/>
+                  </pic:nvPicPr>
+                  <pic:blipFill>
+                    <a:blip r:embed="rId10"/>
+                    <a:stretch>
+                      <a:fillRect/>
+                    </a:stretch>
+                  </pic:blipFill>
+                  <pic:spPr>
+                    <a:xfrm>
+                      <a:off x="0" y="0"/>
+                      <a:ext cx="3810860" cy="2671674"/>
+                    </a:xfrm>
+                    <a:prstGeom prst="rect">
+                      <a:avLst/>
+                    </a:prstGeom>
+                  </pic:spPr>
+                </pic:pic>
+              </a:graphicData>
+            </a:graphic>
+          </wp:inline>
+        </w:drawing>
       </w:r>
     </w:p>
     <w:sectPr>
@@ -1646,6 +1737,304 @@
 <file path=word/numbering.xml><?xml version="1.0" encoding="utf-8"?>
 <w:numbering xmlns:wpc="http://schemas.microsoft.com/office/word/2010/wordprocessingCanvas" xmlns:cx="http://schemas.microsoft.com/office/drawing/2014/chartex" xmlns:cx1="http://schemas.microsoft.com/office/drawing/2015/9/8/chartex" xmlns:cx2="http://schemas.microsoft.com/office/drawing/2015/10/21/chartex" xmlns:cx3="http://schemas.microsoft.com/office/drawing/2016/5/9/chartex" xmlns:cx4="http://schemas.microsoft.com/office/drawing/2016/5/10/chartex" xmlns:cx5="http://schemas.microsoft.com/office/drawing/2016/5/11/chartex" xmlns:cx6="http://schemas.microsoft.com/office/drawing/2016/5/12/chartex" xmlns:cx7="http://schemas.microsoft.com/office/drawing/2016/5/13/chartex" xmlns:cx8="http://schemas.microsoft.com/office/drawing/2016/5/14/chartex" xmlns:mc="http://schemas.openxmlformats.org/markup-compatibility/2006" xmlns:aink="http://schemas.microsoft.com/office/drawing/2016/ink" xmlns:am3d="http://schemas.microsoft.com/office/drawing/2017/model3d" xmlns:o="urn:schemas-microsoft-com:office:office" xmlns:oel="http://schemas.microsoft.com/office/2019/extlst" xmlns:r="http://schemas.openxmlformats.org/officeDocument/2006/relationships" xmlns:m="http://schemas.openxmlformats.org/officeDocument/2006/math" xmlns:v="urn:schemas-microsoft-com:vml" xmlns:wp14="http://schemas.microsoft.com/office/word/2010/wordprocessingDrawing" xmlns:wp="http://schemas.openxmlformats.org/drawingml/2006/wordprocessingDrawing" xmlns:w10="urn:schemas-microsoft-com:office:word" xmlns:w="http://schemas.openxmlformats.org/wordprocessingml/2006/main" xmlns:w14="http://schemas.microsoft.com/office/word/2010/wordml" xmlns:w15="http://schemas.microsoft.com/office/word/2012/wordml" xmlns:w16cex="http://schemas.microsoft.com/office/word/2018/wordml/cex" xmlns:w16cid="http://schemas.microsoft.com/office/word/2016/wordml/cid" xmlns:w16="http://schemas.microsoft.com/office/word/2018/wordml" xmlns:w16du="http://schemas.microsoft.com/office/word/2023/wordml/word16du" xmlns:w16sdtdh="http://schemas.microsoft.com/office/word/2020/wordml/sdtdatahash" xmlns:w16sdtfl="http://schemas.microsoft.com/office/word/2024/wordml/sdtformatlock" xmlns:w16se="http://schemas.microsoft.com/office/word/2015/wordml/symex" xmlns:wpg="http://schemas.microsoft.com/office/word/2010/wordprocessingGroup" xmlns:wpi="http://schemas.microsoft.com/office/word/2010/wordprocessingInk" xmlns:wne="http://schemas.microsoft.com/office/word/2006/wordml" xmlns:wps="http://schemas.microsoft.com/office/word/2010/wordprocessingShape" mc:Ignorable="w14 w15 w16se w16cid w16 w16cex w16sdtdh w16sdtfl w16du wp14">
   <w:abstractNum w:abstractNumId="0" w15:restartNumberingAfterBreak="0">
+    <w:nsid w:val="2CCD7B88"/>
+    <w:multiLevelType w:val="multilevel"/>
+    <w:tmpl w:val="B2B68E84"/>
+    <w:lvl w:ilvl="0">
+      <w:start w:val="1"/>
+      <w:numFmt w:val="bullet"/>
+      <w:lvlText w:val=""/>
+      <w:lvlJc w:val="left"/>
+      <w:pPr>
+        <w:tabs>
+          <w:tab w:val="num" w:pos="720"/>
+        </w:tabs>
+        <w:ind w:left="720" w:hanging="360"/>
+      </w:pPr>
+      <w:rPr>
+        <w:rFonts w:ascii="Symbol" w:hAnsi="Symbol" w:hint="default"/>
+        <w:sz w:val="20"/>
+      </w:rPr>
+    </w:lvl>
+    <w:lvl w:ilvl="1" w:tentative="1">
+      <w:start w:val="1"/>
+      <w:numFmt w:val="bullet"/>
+      <w:lvlText w:val="o"/>
+      <w:lvlJc w:val="left"/>
+      <w:pPr>
+        <w:tabs>
+          <w:tab w:val="num" w:pos="1440"/>
+        </w:tabs>
+        <w:ind w:left="1440" w:hanging="360"/>
+      </w:pPr>
+      <w:rPr>
+        <w:rFonts w:ascii="Courier New" w:hAnsi="Courier New" w:hint="default"/>
+        <w:sz w:val="20"/>
+      </w:rPr>
+    </w:lvl>
+    <w:lvl w:ilvl="2" w:tentative="1">
+      <w:start w:val="1"/>
+      <w:numFmt w:val="bullet"/>
+      <w:lvlText w:val=""/>
+      <w:lvlJc w:val="left"/>
+      <w:pPr>
+        <w:tabs>
+          <w:tab w:val="num" w:pos="2160"/>
+        </w:tabs>
+        <w:ind w:left="2160" w:hanging="360"/>
+      </w:pPr>
+      <w:rPr>
+        <w:rFonts w:ascii="Wingdings" w:hAnsi="Wingdings" w:hint="default"/>
+        <w:sz w:val="20"/>
+      </w:rPr>
+    </w:lvl>
+    <w:lvl w:ilvl="3" w:tentative="1">
+      <w:start w:val="1"/>
+      <w:numFmt w:val="bullet"/>
+      <w:lvlText w:val=""/>
+      <w:lvlJc w:val="left"/>
+      <w:pPr>
+        <w:tabs>
+          <w:tab w:val="num" w:pos="2880"/>
+        </w:tabs>
+        <w:ind w:left="2880" w:hanging="360"/>
+      </w:pPr>
+      <w:rPr>
+        <w:rFonts w:ascii="Wingdings" w:hAnsi="Wingdings" w:hint="default"/>
+        <w:sz w:val="20"/>
+      </w:rPr>
+    </w:lvl>
+    <w:lvl w:ilvl="4" w:tentative="1">
+      <w:start w:val="1"/>
+      <w:numFmt w:val="bullet"/>
+      <w:lvlText w:val=""/>
+      <w:lvlJc w:val="left"/>
+      <w:pPr>
+        <w:tabs>
+          <w:tab w:val="num" w:pos="3600"/>
+        </w:tabs>
+        <w:ind w:left="3600" w:hanging="360"/>
+      </w:pPr>
+      <w:rPr>
+        <w:rFonts w:ascii="Wingdings" w:hAnsi="Wingdings" w:hint="default"/>
+        <w:sz w:val="20"/>
+      </w:rPr>
+    </w:lvl>
+    <w:lvl w:ilvl="5" w:tentative="1">
+      <w:start w:val="1"/>
+      <w:numFmt w:val="bullet"/>
+      <w:lvlText w:val=""/>
+      <w:lvlJc w:val="left"/>
+      <w:pPr>
+        <w:tabs>
+          <w:tab w:val="num" w:pos="4320"/>
+        </w:tabs>
+        <w:ind w:left="4320" w:hanging="360"/>
+      </w:pPr>
+      <w:rPr>
+        <w:rFonts w:ascii="Wingdings" w:hAnsi="Wingdings" w:hint="default"/>
+        <w:sz w:val="20"/>
+      </w:rPr>
+    </w:lvl>
+    <w:lvl w:ilvl="6" w:tentative="1">
+      <w:start w:val="1"/>
+      <w:numFmt w:val="bullet"/>
+      <w:lvlText w:val=""/>
+      <w:lvlJc w:val="left"/>
+      <w:pPr>
+        <w:tabs>
+          <w:tab w:val="num" w:pos="5040"/>
+        </w:tabs>
+        <w:ind w:left="5040" w:hanging="360"/>
+      </w:pPr>
+      <w:rPr>
+        <w:rFonts w:ascii="Wingdings" w:hAnsi="Wingdings" w:hint="default"/>
+        <w:sz w:val="20"/>
+      </w:rPr>
+    </w:lvl>
+    <w:lvl w:ilvl="7" w:tentative="1">
+      <w:start w:val="1"/>
+      <w:numFmt w:val="bullet"/>
+      <w:lvlText w:val=""/>
+      <w:lvlJc w:val="left"/>
+      <w:pPr>
+        <w:tabs>
+          <w:tab w:val="num" w:pos="5760"/>
+        </w:tabs>
+        <w:ind w:left="5760" w:hanging="360"/>
+      </w:pPr>
+      <w:rPr>
+        <w:rFonts w:ascii="Wingdings" w:hAnsi="Wingdings" w:hint="default"/>
+        <w:sz w:val="20"/>
+      </w:rPr>
+    </w:lvl>
+    <w:lvl w:ilvl="8" w:tentative="1">
+      <w:start w:val="1"/>
+      <w:numFmt w:val="bullet"/>
+      <w:lvlText w:val=""/>
+      <w:lvlJc w:val="left"/>
+      <w:pPr>
+        <w:tabs>
+          <w:tab w:val="num" w:pos="6480"/>
+        </w:tabs>
+        <w:ind w:left="6480" w:hanging="360"/>
+      </w:pPr>
+      <w:rPr>
+        <w:rFonts w:ascii="Wingdings" w:hAnsi="Wingdings" w:hint="default"/>
+        <w:sz w:val="20"/>
+      </w:rPr>
+    </w:lvl>
+  </w:abstractNum>
+  <w:abstractNum w:abstractNumId="1" w15:restartNumberingAfterBreak="0">
+    <w:nsid w:val="50785892"/>
+    <w:multiLevelType w:val="multilevel"/>
+    <w:tmpl w:val="3B08159A"/>
+    <w:lvl w:ilvl="0">
+      <w:start w:val="1"/>
+      <w:numFmt w:val="bullet"/>
+      <w:lvlText w:val=""/>
+      <w:lvlJc w:val="left"/>
+      <w:pPr>
+        <w:tabs>
+          <w:tab w:val="num" w:pos="720"/>
+        </w:tabs>
+        <w:ind w:left="720" w:hanging="360"/>
+      </w:pPr>
+      <w:rPr>
+        <w:rFonts w:ascii="Symbol" w:hAnsi="Symbol" w:hint="default"/>
+        <w:sz w:val="20"/>
+      </w:rPr>
+    </w:lvl>
+    <w:lvl w:ilvl="1" w:tentative="1">
+      <w:start w:val="1"/>
+      <w:numFmt w:val="bullet"/>
+      <w:lvlText w:val="o"/>
+      <w:lvlJc w:val="left"/>
+      <w:pPr>
+        <w:tabs>
+          <w:tab w:val="num" w:pos="1440"/>
+        </w:tabs>
+        <w:ind w:left="1440" w:hanging="360"/>
+      </w:pPr>
+      <w:rPr>
+        <w:rFonts w:ascii="Courier New" w:hAnsi="Courier New" w:hint="default"/>
+        <w:sz w:val="20"/>
+      </w:rPr>
+    </w:lvl>
+    <w:lvl w:ilvl="2" w:tentative="1">
+      <w:start w:val="1"/>
+      <w:numFmt w:val="bullet"/>
+      <w:lvlText w:val=""/>
+      <w:lvlJc w:val="left"/>
+      <w:pPr>
+        <w:tabs>
+          <w:tab w:val="num" w:pos="2160"/>
+        </w:tabs>
+        <w:ind w:left="2160" w:hanging="360"/>
+      </w:pPr>
+      <w:rPr>
+        <w:rFonts w:ascii="Wingdings" w:hAnsi="Wingdings" w:hint="default"/>
+        <w:sz w:val="20"/>
+      </w:rPr>
+    </w:lvl>
+    <w:lvl w:ilvl="3" w:tentative="1">
+      <w:start w:val="1"/>
+      <w:numFmt w:val="bullet"/>
+      <w:lvlText w:val=""/>
+      <w:lvlJc w:val="left"/>
+      <w:pPr>
+        <w:tabs>
+          <w:tab w:val="num" w:pos="2880"/>
+        </w:tabs>
+        <w:ind w:left="2880" w:hanging="360"/>
+      </w:pPr>
+      <w:rPr>
+        <w:rFonts w:ascii="Wingdings" w:hAnsi="Wingdings" w:hint="default"/>
+        <w:sz w:val="20"/>
+      </w:rPr>
+    </w:lvl>
+    <w:lvl w:ilvl="4" w:tentative="1">
+      <w:start w:val="1"/>
+      <w:numFmt w:val="bullet"/>
+      <w:lvlText w:val=""/>
+      <w:lvlJc w:val="left"/>
+      <w:pPr>
+        <w:tabs>
+          <w:tab w:val="num" w:pos="3600"/>
+        </w:tabs>
+        <w:ind w:left="3600" w:hanging="360"/>
+      </w:pPr>
+      <w:rPr>
+        <w:rFonts w:ascii="Wingdings" w:hAnsi="Wingdings" w:hint="default"/>
+        <w:sz w:val="20"/>
+      </w:rPr>
+    </w:lvl>
+    <w:lvl w:ilvl="5" w:tentative="1">
+      <w:start w:val="1"/>
+      <w:numFmt w:val="bullet"/>
+      <w:lvlText w:val=""/>
+      <w:lvlJc w:val="left"/>
+      <w:pPr>
+        <w:tabs>
+          <w:tab w:val="num" w:pos="4320"/>
+        </w:tabs>
+        <w:ind w:left="4320" w:hanging="360"/>
+      </w:pPr>
+      <w:rPr>
+        <w:rFonts w:ascii="Wingdings" w:hAnsi="Wingdings" w:hint="default"/>
+        <w:sz w:val="20"/>
+      </w:rPr>
+    </w:lvl>
+    <w:lvl w:ilvl="6" w:tentative="1">
+      <w:start w:val="1"/>
+      <w:numFmt w:val="bullet"/>
+      <w:lvlText w:val=""/>
+      <w:lvlJc w:val="left"/>
+      <w:pPr>
+        <w:tabs>
+          <w:tab w:val="num" w:pos="5040"/>
+        </w:tabs>
+        <w:ind w:left="5040" w:hanging="360"/>
+      </w:pPr>
+      <w:rPr>
+        <w:rFonts w:ascii="Wingdings" w:hAnsi="Wingdings" w:hint="default"/>
+        <w:sz w:val="20"/>
+      </w:rPr>
+    </w:lvl>
+    <w:lvl w:ilvl="7" w:tentative="1">
+      <w:start w:val="1"/>
+      <w:numFmt w:val="bullet"/>
+      <w:lvlText w:val=""/>
+      <w:lvlJc w:val="left"/>
+      <w:pPr>
+        <w:tabs>
+          <w:tab w:val="num" w:pos="5760"/>
+        </w:tabs>
+        <w:ind w:left="5760" w:hanging="360"/>
+      </w:pPr>
+      <w:rPr>
+        <w:rFonts w:ascii="Wingdings" w:hAnsi="Wingdings" w:hint="default"/>
+        <w:sz w:val="20"/>
+      </w:rPr>
+    </w:lvl>
+    <w:lvl w:ilvl="8" w:tentative="1">
+      <w:start w:val="1"/>
+      <w:numFmt w:val="bullet"/>
+      <w:lvlText w:val=""/>
+      <w:lvlJc w:val="left"/>
+      <w:pPr>
+        <w:tabs>
+          <w:tab w:val="num" w:pos="6480"/>
+        </w:tabs>
+        <w:ind w:left="6480" w:hanging="360"/>
+      </w:pPr>
+      <w:rPr>
+        <w:rFonts w:ascii="Wingdings" w:hAnsi="Wingdings" w:hint="default"/>
+        <w:sz w:val="20"/>
+      </w:rPr>
+    </w:lvl>
+  </w:abstractNum>
+  <w:abstractNum w:abstractNumId="2" w15:restartNumberingAfterBreak="0">
     <w:nsid w:val="6BFD05D1"/>
     <w:multiLevelType w:val="hybridMultilevel"/>
     <w:tmpl w:val="870C703A"/>
@@ -1758,7 +2147,7 @@
       </w:rPr>
     </w:lvl>
   </w:abstractNum>
-  <w:abstractNum w:abstractNumId="1" w15:restartNumberingAfterBreak="0">
+  <w:abstractNum w:abstractNumId="3" w15:restartNumberingAfterBreak="0">
     <w:nsid w:val="7F192D50"/>
     <w:multiLevelType w:val="hybridMultilevel"/>
     <w:tmpl w:val="49969472"/>
@@ -1845,9 +2234,15 @@
     </w:lvl>
   </w:abstractNum>
   <w:num w:numId="1" w16cid:durableId="1929923574">
+    <w:abstractNumId w:val="2"/>
+  </w:num>
+  <w:num w:numId="2" w16cid:durableId="226961937">
+    <w:abstractNumId w:val="3"/>
+  </w:num>
+  <w:num w:numId="3" w16cid:durableId="1770856661">
     <w:abstractNumId w:val="0"/>
   </w:num>
-  <w:num w:numId="2" w16cid:durableId="226961937">
+  <w:num w:numId="4" w16cid:durableId="256639785">
     <w:abstractNumId w:val="1"/>
   </w:num>
 </w:numbering>
@@ -2456,7 +2851,6 @@
   <w:style w:type="character" w:default="1" w:styleId="DefaultParagraphFont">
     <w:name w:val="Default Paragraph Font"/>
     <w:uiPriority w:val="1"/>
-    <w:semiHidden/>
     <w:unhideWhenUsed/>
   </w:style>
   <w:style w:type="table" w:default="1" w:styleId="TableNormal">
